--- a/src/Tests/Inputs/agendas-minutes/07/input.docx
+++ b/src/Tests/Inputs/agendas-minutes/07/input.docx
@@ -1,18 +1,18 @@
 
 <file path=word/document.xml><?xml version="1.0" encoding="utf-8"?>
-<w:document xmlns:wpc="http://schemas.microsoft.com/office/word/2010/wordprocessingCanvas" xmlns:cx="http://schemas.microsoft.com/office/drawing/2014/chartex" xmlns:cx1="http://schemas.microsoft.com/office/drawing/2015/9/8/chartex" xmlns:cx2="http://schemas.microsoft.com/office/drawing/2015/10/21/chartex" xmlns:cx3="http://schemas.microsoft.com/office/drawing/2016/5/9/chartex" xmlns:cx4="http://schemas.microsoft.com/office/drawing/2016/5/10/chartex" xmlns:cx5="http://schemas.microsoft.com/office/drawing/2016/5/11/chartex" xmlns:cx6="http://schemas.microsoft.com/office/drawing/2016/5/12/chartex" xmlns:cx7="http://schemas.microsoft.com/office/drawing/2016/5/13/chartex" xmlns:cx8="http://schemas.microsoft.com/office/drawing/2016/5/14/chartex" xmlns:mc="http://schemas.openxmlformats.org/markup-compatibility/2006" xmlns:aink="http://schemas.microsoft.com/office/drawing/2016/ink" xmlns:am3d="http://schemas.microsoft.com/office/drawing/2017/model3d" xmlns:o="urn:schemas-microsoft-com:office:office" xmlns:oel="http://schemas.microsoft.com/office/2019/extlst" xmlns:r="http://schemas.openxmlformats.org/officeDocument/2006/relationships" xmlns:m="http://schemas.openxmlformats.org/officeDocument/2006/math" xmlns:v="urn:schemas-microsoft-com:vml" xmlns:wp14="http://schemas.microsoft.com/office/word/2010/wordprocessingDrawing" xmlns:wp="http://schemas.openxmlformats.org/drawingml/2006/wordprocessingDrawing" xmlns:w10="urn:schemas-microsoft-com:office:word" xmlns:w="http://schemas.openxmlformats.org/wordprocessingml/2006/main" xmlns:w14="http://schemas.microsoft.com/office/word/2010/wordml" xmlns:w15="http://schemas.microsoft.com/office/word/2012/wordml" xmlns:w16cex="http://schemas.microsoft.com/office/word/2018/wordml/cex" xmlns:w16cid="http://schemas.microsoft.com/office/word/2016/wordml/cid" xmlns:w16="http://schemas.microsoft.com/office/word/2018/wordml" xmlns:w16sdtdh="http://schemas.microsoft.com/office/word/2020/wordml/sdtdatahash" xmlns:w16se="http://schemas.microsoft.com/office/word/2015/wordml/symex" xmlns:wpg="http://schemas.microsoft.com/office/word/2010/wordprocessingGroup" xmlns:wpi="http://schemas.microsoft.com/office/word/2010/wordprocessingInk" xmlns:wne="http://schemas.microsoft.com/office/word/2006/wordml" xmlns:wps="http://schemas.microsoft.com/office/word/2010/wordprocessingShape" mc:Ignorable="w14 w15 w16se w16cid w16 w16cex w16sdtdh wp14">
+<w:document xmlns:a="http://schemas.openxmlformats.org/drawingml/2006/main" xmlns:pic="http://schemas.openxmlformats.org/drawingml/2006/picture" xmlns:a14="http://schemas.microsoft.com/office/drawing/2010/main" xmlns:asvg="http://schemas.microsoft.com/office/drawing/2016/SVG/main" xmlns:wpc="http://schemas.microsoft.com/office/word/2010/wordprocessingCanvas" xmlns:cx="http://schemas.microsoft.com/office/drawing/2014/chartex" xmlns:cx1="http://schemas.microsoft.com/office/drawing/2015/9/8/chartex" xmlns:cx2="http://schemas.microsoft.com/office/drawing/2015/10/21/chartex" xmlns:cx3="http://schemas.microsoft.com/office/drawing/2016/5/9/chartex" xmlns:cx4="http://schemas.microsoft.com/office/drawing/2016/5/10/chartex" xmlns:cx5="http://schemas.microsoft.com/office/drawing/2016/5/11/chartex" xmlns:cx6="http://schemas.microsoft.com/office/drawing/2016/5/12/chartex" xmlns:cx7="http://schemas.microsoft.com/office/drawing/2016/5/13/chartex" xmlns:cx8="http://schemas.microsoft.com/office/drawing/2016/5/14/chartex" xmlns:mc="http://schemas.openxmlformats.org/markup-compatibility/2006" xmlns:aink="http://schemas.microsoft.com/office/drawing/2016/ink" xmlns:am3d="http://schemas.microsoft.com/office/drawing/2017/model3d" xmlns:o="urn:schemas-microsoft-com:office:office" xmlns:oel="http://schemas.microsoft.com/office/2019/extlst" xmlns:r="http://schemas.openxmlformats.org/officeDocument/2006/relationships" xmlns:m="http://schemas.openxmlformats.org/officeDocument/2006/math" xmlns:v="urn:schemas-microsoft-com:vml" xmlns:wp14="http://schemas.microsoft.com/office/word/2010/wordprocessingDrawing" xmlns:wp="http://schemas.openxmlformats.org/drawingml/2006/wordprocessingDrawing" xmlns:w10="urn:schemas-microsoft-com:office:word" xmlns:w="http://schemas.openxmlformats.org/wordprocessingml/2006/main" xmlns:w14="http://schemas.microsoft.com/office/word/2010/wordml" xmlns:w15="http://schemas.microsoft.com/office/word/2012/wordml" xmlns:w16cex="http://schemas.microsoft.com/office/word/2018/wordml/cex" xmlns:w16cid="http://schemas.microsoft.com/office/word/2016/wordml/cid" xmlns:w16="http://schemas.microsoft.com/office/word/2018/wordml" xmlns:w16sdtdh="http://schemas.microsoft.com/office/word/2020/wordml/sdtdatahash" xmlns:w16se="http://schemas.microsoft.com/office/word/2015/wordml/symex" xmlns:wpg="http://schemas.microsoft.com/office/word/2010/wordprocessingGroup" xmlns:wpi="http://schemas.microsoft.com/office/word/2010/wordprocessingInk" xmlns:wne="http://schemas.microsoft.com/office/word/2006/wordml" xmlns:wps="http://schemas.microsoft.com/office/word/2010/wordprocessingShape" mc:Ignorable="w14 w15 w16se w16cid w16 w16cex w16sdtdh wp14">
   <w:body>
     <w:tbl>
       <w:tblPr>
         <w:tblStyle w:val="TableGrid"/>
         <w:tblW w:w="0" w:type="auto"/>
         <w:tblBorders>
-          <w:top w:val="none" w:sz="0" w:space="0" w:color="auto"/>
-          <w:left w:val="none" w:sz="0" w:space="0" w:color="auto"/>
-          <w:bottom w:val="none" w:sz="0" w:space="0" w:color="auto"/>
-          <w:right w:val="none" w:sz="0" w:space="0" w:color="auto"/>
-          <w:insideH w:val="none" w:sz="0" w:space="0" w:color="auto"/>
-          <w:insideV w:val="none" w:sz="0" w:space="0" w:color="auto"/>
+          <w:top w:val="none" w:color="auto" w:sz="0" w:space="0"/>
+          <w:left w:val="none" w:color="auto" w:sz="0" w:space="0"/>
+          <w:bottom w:val="none" w:color="auto" w:sz="0" w:space="0"/>
+          <w:right w:val="none" w:color="auto" w:sz="0" w:space="0"/>
+          <w:insideH w:val="none" w:color="auto" w:sz="0" w:space="0"/>
+          <w:insideV w:val="none" w:color="auto" w:sz="0" w:space="0"/>
         </w:tblBorders>
         <w:tblLayout w:type="fixed"/>
         <w:tblLook w:val="04A0" w:firstRow="1" w:lastRow="0" w:firstColumn="1" w:lastColumn="0" w:noHBand="0" w:noVBand="1"/>
@@ -181,12 +181,12 @@
         <w:tblStyle w:val="TableGrid"/>
         <w:tblW w:w="0" w:type="auto"/>
         <w:tblBorders>
-          <w:top w:val="none" w:sz="0" w:space="0" w:color="auto"/>
-          <w:left w:val="none" w:sz="0" w:space="0" w:color="auto"/>
-          <w:bottom w:val="none" w:sz="0" w:space="0" w:color="auto"/>
-          <w:right w:val="none" w:sz="0" w:space="0" w:color="auto"/>
-          <w:insideH w:val="none" w:sz="0" w:space="0" w:color="auto"/>
-          <w:insideV w:val="none" w:sz="0" w:space="0" w:color="auto"/>
+          <w:top w:val="none" w:color="auto" w:sz="0" w:space="0"/>
+          <w:left w:val="none" w:color="auto" w:sz="0" w:space="0"/>
+          <w:bottom w:val="none" w:color="auto" w:sz="0" w:space="0"/>
+          <w:right w:val="none" w:color="auto" w:sz="0" w:space="0"/>
+          <w:insideH w:val="none" w:color="auto" w:sz="0" w:space="0"/>
+          <w:insideV w:val="none" w:color="auto" w:sz="0" w:space="0"/>
         </w:tblBorders>
         <w:shd w:val="clear" w:color="auto" w:fill="FFECD3" w:themeFill="accent5"/>
         <w:tblLook w:val="04A0" w:firstRow="1" w:lastRow="0" w:firstColumn="1" w:lastColumn="0" w:noHBand="0" w:noVBand="1"/>
@@ -428,12 +428,12 @@
         <w:tblStyle w:val="TableGrid"/>
         <w:tblW w:w="0" w:type="auto"/>
         <w:tblBorders>
-          <w:top w:val="none" w:sz="0" w:space="0" w:color="auto"/>
-          <w:left w:val="none" w:sz="0" w:space="0" w:color="auto"/>
-          <w:bottom w:val="none" w:sz="0" w:space="0" w:color="auto"/>
-          <w:right w:val="none" w:sz="0" w:space="0" w:color="auto"/>
-          <w:insideH w:val="none" w:sz="0" w:space="0" w:color="auto"/>
-          <w:insideV w:val="none" w:sz="0" w:space="0" w:color="auto"/>
+          <w:top w:val="none" w:color="auto" w:sz="0" w:space="0"/>
+          <w:left w:val="none" w:color="auto" w:sz="0" w:space="0"/>
+          <w:bottom w:val="none" w:color="auto" w:sz="0" w:space="0"/>
+          <w:right w:val="none" w:color="auto" w:sz="0" w:space="0"/>
+          <w:insideH w:val="none" w:color="auto" w:sz="0" w:space="0"/>
+          <w:insideV w:val="none" w:color="auto" w:sz="0" w:space="0"/>
         </w:tblBorders>
         <w:tblLook w:val="04A0" w:firstRow="1" w:lastRow="0" w:firstColumn="1" w:lastColumn="0" w:noHBand="0" w:noVBand="1"/>
       </w:tblPr>
@@ -588,12 +588,12 @@
         <w:tblStyle w:val="TableGrid"/>
         <w:tblW w:w="0" w:type="auto"/>
         <w:tblBorders>
-          <w:top w:val="none" w:sz="0" w:space="0" w:color="auto"/>
-          <w:left w:val="none" w:sz="0" w:space="0" w:color="auto"/>
-          <w:bottom w:val="none" w:sz="0" w:space="0" w:color="auto"/>
-          <w:right w:val="none" w:sz="0" w:space="0" w:color="auto"/>
-          <w:insideH w:val="none" w:sz="0" w:space="0" w:color="auto"/>
-          <w:insideV w:val="none" w:sz="0" w:space="0" w:color="auto"/>
+          <w:top w:val="none" w:color="auto" w:sz="0" w:space="0"/>
+          <w:left w:val="none" w:color="auto" w:sz="0" w:space="0"/>
+          <w:bottom w:val="none" w:color="auto" w:sz="0" w:space="0"/>
+          <w:right w:val="none" w:color="auto" w:sz="0" w:space="0"/>
+          <w:insideH w:val="none" w:color="auto" w:sz="0" w:space="0"/>
+          <w:insideV w:val="none" w:color="auto" w:sz="0" w:space="0"/>
         </w:tblBorders>
         <w:tblLook w:val="04A0" w:firstRow="1" w:lastRow="0" w:firstColumn="1" w:lastColumn="0" w:noHBand="0" w:noVBand="1"/>
       </w:tblPr>
@@ -730,12 +730,12 @@
         <w:tblStyle w:val="TableGrid"/>
         <w:tblW w:w="0" w:type="auto"/>
         <w:tblBorders>
-          <w:top w:val="none" w:sz="0" w:space="0" w:color="auto"/>
-          <w:left w:val="none" w:sz="0" w:space="0" w:color="auto"/>
-          <w:bottom w:val="none" w:sz="0" w:space="0" w:color="auto"/>
-          <w:right w:val="none" w:sz="0" w:space="0" w:color="auto"/>
-          <w:insideH w:val="none" w:sz="0" w:space="0" w:color="auto"/>
-          <w:insideV w:val="none" w:sz="0" w:space="0" w:color="auto"/>
+          <w:top w:val="none" w:color="auto" w:sz="0" w:space="0"/>
+          <w:left w:val="none" w:color="auto" w:sz="0" w:space="0"/>
+          <w:bottom w:val="none" w:color="auto" w:sz="0" w:space="0"/>
+          <w:right w:val="none" w:color="auto" w:sz="0" w:space="0"/>
+          <w:insideH w:val="none" w:color="auto" w:sz="0" w:space="0"/>
+          <w:insideV w:val="none" w:color="auto" w:sz="0" w:space="0"/>
         </w:tblBorders>
         <w:tblLook w:val="04A0" w:firstRow="1" w:lastRow="0" w:firstColumn="1" w:lastColumn="0" w:noHBand="0" w:noVBand="1"/>
       </w:tblPr>
@@ -841,12 +841,12 @@
         <w:tblStyle w:val="TableGrid"/>
         <w:tblW w:w="0" w:type="auto"/>
         <w:tblBorders>
-          <w:top w:val="none" w:sz="0" w:space="0" w:color="auto"/>
-          <w:left w:val="none" w:sz="0" w:space="0" w:color="auto"/>
-          <w:bottom w:val="none" w:sz="0" w:space="0" w:color="auto"/>
-          <w:right w:val="none" w:sz="0" w:space="0" w:color="auto"/>
-          <w:insideH w:val="none" w:sz="0" w:space="0" w:color="auto"/>
-          <w:insideV w:val="none" w:sz="0" w:space="0" w:color="auto"/>
+          <w:top w:val="none" w:color="auto" w:sz="0" w:space="0"/>
+          <w:left w:val="none" w:color="auto" w:sz="0" w:space="0"/>
+          <w:bottom w:val="none" w:color="auto" w:sz="0" w:space="0"/>
+          <w:right w:val="none" w:color="auto" w:sz="0" w:space="0"/>
+          <w:insideH w:val="none" w:color="auto" w:sz="0" w:space="0"/>
+          <w:insideV w:val="none" w:color="auto" w:sz="0" w:space="0"/>
         </w:tblBorders>
         <w:tblLook w:val="04A0" w:firstRow="1" w:lastRow="0" w:firstColumn="1" w:lastColumn="0" w:noHBand="0" w:noVBand="1"/>
       </w:tblPr>
@@ -968,12 +968,12 @@
         <w:tblStyle w:val="TableGrid"/>
         <w:tblW w:w="0" w:type="auto"/>
         <w:tblBorders>
-          <w:top w:val="none" w:sz="0" w:space="0" w:color="auto"/>
-          <w:left w:val="none" w:sz="0" w:space="0" w:color="auto"/>
-          <w:bottom w:val="none" w:sz="0" w:space="0" w:color="auto"/>
-          <w:right w:val="none" w:sz="0" w:space="0" w:color="auto"/>
-          <w:insideH w:val="none" w:sz="0" w:space="0" w:color="auto"/>
-          <w:insideV w:val="none" w:sz="0" w:space="0" w:color="auto"/>
+          <w:top w:val="none" w:color="auto" w:sz="0" w:space="0"/>
+          <w:left w:val="none" w:color="auto" w:sz="0" w:space="0"/>
+          <w:bottom w:val="none" w:color="auto" w:sz="0" w:space="0"/>
+          <w:right w:val="none" w:color="auto" w:sz="0" w:space="0"/>
+          <w:insideH w:val="none" w:color="auto" w:sz="0" w:space="0"/>
+          <w:insideV w:val="none" w:color="auto" w:sz="0" w:space="0"/>
         </w:tblBorders>
         <w:tblLook w:val="04A0" w:firstRow="1" w:lastRow="0" w:firstColumn="1" w:lastColumn="0" w:noHBand="0" w:noVBand="1"/>
       </w:tblPr>
@@ -1061,12 +1061,12 @@
         <w:tblStyle w:val="TableGrid"/>
         <w:tblW w:w="0" w:type="auto"/>
         <w:tblBorders>
-          <w:top w:val="none" w:sz="0" w:space="0" w:color="auto"/>
-          <w:left w:val="none" w:sz="0" w:space="0" w:color="auto"/>
-          <w:bottom w:val="none" w:sz="0" w:space="0" w:color="auto"/>
-          <w:right w:val="none" w:sz="0" w:space="0" w:color="auto"/>
-          <w:insideH w:val="none" w:sz="0" w:space="0" w:color="auto"/>
-          <w:insideV w:val="none" w:sz="0" w:space="0" w:color="auto"/>
+          <w:top w:val="none" w:color="auto" w:sz="0" w:space="0"/>
+          <w:left w:val="none" w:color="auto" w:sz="0" w:space="0"/>
+          <w:bottom w:val="none" w:color="auto" w:sz="0" w:space="0"/>
+          <w:right w:val="none" w:color="auto" w:sz="0" w:space="0"/>
+          <w:insideH w:val="none" w:color="auto" w:sz="0" w:space="0"/>
+          <w:insideV w:val="none" w:color="auto" w:sz="0" w:space="0"/>
         </w:tblBorders>
         <w:tblLook w:val="04A0" w:firstRow="1" w:lastRow="0" w:firstColumn="1" w:lastColumn="0" w:noHBand="0" w:noVBand="1"/>
       </w:tblPr>
@@ -1275,12 +1275,12 @@
         <w:tblStyle w:val="TableGrid"/>
         <w:tblW w:w="0" w:type="auto"/>
         <w:tblBorders>
-          <w:top w:val="none" w:sz="0" w:space="0" w:color="auto"/>
-          <w:left w:val="none" w:sz="0" w:space="0" w:color="auto"/>
-          <w:bottom w:val="none" w:sz="0" w:space="0" w:color="auto"/>
-          <w:right w:val="none" w:sz="0" w:space="0" w:color="auto"/>
-          <w:insideH w:val="none" w:sz="0" w:space="0" w:color="auto"/>
-          <w:insideV w:val="none" w:sz="0" w:space="0" w:color="auto"/>
+          <w:top w:val="none" w:color="auto" w:sz="0" w:space="0"/>
+          <w:left w:val="none" w:color="auto" w:sz="0" w:space="0"/>
+          <w:bottom w:val="none" w:color="auto" w:sz="0" w:space="0"/>
+          <w:right w:val="none" w:color="auto" w:sz="0" w:space="0"/>
+          <w:insideH w:val="none" w:color="auto" w:sz="0" w:space="0"/>
+          <w:insideV w:val="none" w:color="auto" w:sz="0" w:space="0"/>
         </w:tblBorders>
         <w:tblLook w:val="04A0" w:firstRow="1" w:lastRow="0" w:firstColumn="1" w:lastColumn="0" w:noHBand="0" w:noVBand="1"/>
       </w:tblPr>
@@ -1363,12 +1363,12 @@
         <w:tblStyle w:val="TableGrid"/>
         <w:tblW w:w="0" w:type="auto"/>
         <w:tblBorders>
-          <w:top w:val="none" w:sz="0" w:space="0" w:color="auto"/>
-          <w:left w:val="none" w:sz="0" w:space="0" w:color="auto"/>
-          <w:bottom w:val="none" w:sz="0" w:space="0" w:color="auto"/>
-          <w:right w:val="none" w:sz="0" w:space="0" w:color="auto"/>
-          <w:insideH w:val="none" w:sz="0" w:space="0" w:color="auto"/>
-          <w:insideV w:val="none" w:sz="0" w:space="0" w:color="auto"/>
+          <w:top w:val="none" w:color="auto" w:sz="0" w:space="0"/>
+          <w:left w:val="none" w:color="auto" w:sz="0" w:space="0"/>
+          <w:bottom w:val="none" w:color="auto" w:sz="0" w:space="0"/>
+          <w:right w:val="none" w:color="auto" w:sz="0" w:space="0"/>
+          <w:insideH w:val="none" w:color="auto" w:sz="0" w:space="0"/>
+          <w:insideV w:val="none" w:color="auto" w:sz="0" w:space="0"/>
         </w:tblBorders>
         <w:tblLook w:val="04A0" w:firstRow="1" w:lastRow="0" w:firstColumn="1" w:lastColumn="0" w:noHBand="0" w:noVBand="1"/>
       </w:tblPr>

--- a/src/Tests/Inputs/agendas-minutes/07/input.docx
+++ b/src/Tests/Inputs/agendas-minutes/07/input.docx
@@ -2802,1964 +2802,6 @@
 </w:webSettings>
 </file>
 
-<file path=word/glossary/document.xml><?xml version="1.0" encoding="utf-8"?>
-<w:glossaryDocument xmlns:wpc="http://schemas.microsoft.com/office/word/2010/wordprocessingCanvas" xmlns:cx="http://schemas.microsoft.com/office/drawing/2014/chartex" xmlns:cx1="http://schemas.microsoft.com/office/drawing/2015/9/8/chartex" xmlns:cx2="http://schemas.microsoft.com/office/drawing/2015/10/21/chartex" xmlns:cx3="http://schemas.microsoft.com/office/drawing/2016/5/9/chartex" xmlns:cx4="http://schemas.microsoft.com/office/drawing/2016/5/10/chartex" xmlns:cx5="http://schemas.microsoft.com/office/drawing/2016/5/11/chartex" xmlns:cx6="http://schemas.microsoft.com/office/drawing/2016/5/12/chartex" xmlns:cx7="http://schemas.microsoft.com/office/drawing/2016/5/13/chartex" xmlns:cx8="http://schemas.microsoft.com/office/drawing/2016/5/14/chartex" xmlns:mc="http://schemas.openxmlformats.org/markup-compatibility/2006" xmlns:aink="http://schemas.microsoft.com/office/drawing/2016/ink" xmlns:am3d="http://schemas.microsoft.com/office/drawing/2017/model3d" xmlns:o="urn:schemas-microsoft-com:office:office" xmlns:oel="http://schemas.microsoft.com/office/2019/extlst" xmlns:r="http://schemas.openxmlformats.org/officeDocument/2006/relationships" xmlns:m="http://schemas.openxmlformats.org/officeDocument/2006/math" xmlns:v="urn:schemas-microsoft-com:vml" xmlns:wp14="http://schemas.microsoft.com/office/word/2010/wordprocessingDrawing" xmlns:wp="http://schemas.openxmlformats.org/drawingml/2006/wordprocessingDrawing" xmlns:w10="urn:schemas-microsoft-com:office:word" xmlns:w="http://schemas.openxmlformats.org/wordprocessingml/2006/main" xmlns:w14="http://schemas.microsoft.com/office/word/2010/wordml" xmlns:w15="http://schemas.microsoft.com/office/word/2012/wordml" xmlns:w16cex="http://schemas.microsoft.com/office/word/2018/wordml/cex" xmlns:w16cid="http://schemas.microsoft.com/office/word/2016/wordml/cid" xmlns:w16="http://schemas.microsoft.com/office/word/2018/wordml" xmlns:w16sdtdh="http://schemas.microsoft.com/office/word/2020/wordml/sdtdatahash" xmlns:w16se="http://schemas.microsoft.com/office/word/2015/wordml/symex" xmlns:wpg="http://schemas.microsoft.com/office/word/2010/wordprocessingGroup" xmlns:wpi="http://schemas.microsoft.com/office/word/2010/wordprocessingInk" xmlns:wne="http://schemas.microsoft.com/office/word/2006/wordml" xmlns:wps="http://schemas.microsoft.com/office/word/2010/wordprocessingShape" mc:Ignorable="w14 w15 w16se w16cid w16 w16cex w16sdtdh wp14">
-  <w:docParts>
-    <w:docPart>
-      <w:docPartPr>
-        <w:name w:val="17EC59F371446942AFF3D099C6F00047"/>
-        <w:category>
-          <w:name w:val="General"/>
-          <w:gallery w:val="placeholder"/>
-        </w:category>
-        <w:types>
-          <w:type w:val="bbPlcHdr"/>
-        </w:types>
-        <w:behaviors>
-          <w:behavior w:val="content"/>
-        </w:behaviors>
-        <w:guid w:val="{BD83DE16-11AC-A149-9D67-BDCD85CDCFF2}"/>
-      </w:docPartPr>
-      <w:docPartBody>
-        <w:p>
-          <w:pPr>
-            <w:pStyle w:val="17EC59F371446942AFF3D099C6F00047"/>
-          </w:pPr>
-          <w:r>
-            <w:t>The minutes were read from the August meeting and approved.</w:t>
-          </w:r>
-        </w:p>
-      </w:docPartBody>
-    </w:docPart>
-    <w:docPart>
-      <w:docPartPr>
-        <w:name w:val="864B35AAAADC74478E7863C8C9FA5BB1"/>
-        <w:category>
-          <w:name w:val="General"/>
-          <w:gallery w:val="placeholder"/>
-        </w:category>
-        <w:types>
-          <w:type w:val="bbPlcHdr"/>
-        </w:types>
-        <w:behaviors>
-          <w:behavior w:val="content"/>
-        </w:behaviors>
-        <w:guid w:val="{4276C601-89E0-334B-B4AA-5BDE19CCAF22}"/>
-      </w:docPartPr>
-      <w:docPartBody>
-        <w:p>
-          <w:pPr>
-            <w:pStyle w:val="864B35AAAADC74478E7863C8C9FA5BB1"/>
-          </w:pPr>
-          <w:r>
-            <w:t>Board</w:t>
-          </w:r>
-        </w:p>
-      </w:docPartBody>
-    </w:docPart>
-    <w:docPart>
-      <w:docPartPr>
-        <w:name w:val="874A74F9B4065F4C89B5E0C9C1588CF4"/>
-        <w:category>
-          <w:name w:val="General"/>
-          <w:gallery w:val="placeholder"/>
-        </w:category>
-        <w:types>
-          <w:type w:val="bbPlcHdr"/>
-        </w:types>
-        <w:behaviors>
-          <w:behavior w:val="content"/>
-        </w:behaviors>
-        <w:guid w:val="{55CE58BF-1507-A74C-834A-005980C52260}"/>
-      </w:docPartPr>
-      <w:docPartBody>
-        <w:p>
-          <w:pPr>
-            <w:pStyle w:val="874A74F9B4065F4C89B5E0C9C1588CF4"/>
-          </w:pPr>
-          <w:r>
-            <w:t xml:space="preserve">The Board, new principal, and guests were introduced. </w:t>
-          </w:r>
-          <w:r>
-            <w:t>Mira Karlsson</w:t>
-          </w:r>
-          <w:r>
-            <w:t xml:space="preserve"> </w:t>
-          </w:r>
-          <w:r>
-            <w:t>was nominated as the new Secretary.</w:t>
-          </w:r>
-        </w:p>
-      </w:docPartBody>
-    </w:docPart>
-    <w:docPart>
-      <w:docPartPr>
-        <w:name w:val="314BAC0ADCE57C46AAF0DE12CE1F039A"/>
-        <w:category>
-          <w:name w:val="General"/>
-          <w:gallery w:val="placeholder"/>
-        </w:category>
-        <w:types>
-          <w:type w:val="bbPlcHdr"/>
-        </w:types>
-        <w:behaviors>
-          <w:behavior w:val="content"/>
-        </w:behaviors>
-        <w:guid w:val="{6000FE82-32C5-8747-AD2B-1F0CCD3E0BC7}"/>
-      </w:docPartPr>
-      <w:docPartBody>
-        <w:p>
-          <w:pPr>
-            <w:pStyle w:val="314BAC0ADCE57C46AAF0DE12CE1F039A"/>
-          </w:pPr>
-          <w:r>
-            <w:t xml:space="preserve">A motion to elect </w:t>
-          </w:r>
-          <w:r>
-            <w:t>Mira</w:t>
-          </w:r>
-          <w:r>
-            <w:t xml:space="preserve"> was made by </w:t>
-          </w:r>
-          <w:r>
-            <w:t>Angelica Astrom</w:t>
-          </w:r>
-          <w:r>
-            <w:t xml:space="preserve"> and seconded by </w:t>
-          </w:r>
-          <w:r>
-            <w:t>August Bergqvist</w:t>
-          </w:r>
-          <w:r>
-            <w:t xml:space="preserve">. All present voted in favor, and </w:t>
-          </w:r>
-          <w:r>
-            <w:t>Mira Karlsson</w:t>
-          </w:r>
-          <w:r>
-            <w:t xml:space="preserve"> was confirmed as the new Secretary.</w:t>
-          </w:r>
-        </w:p>
-      </w:docPartBody>
-    </w:docPart>
-    <w:docPart>
-      <w:docPartPr>
-        <w:name w:val="173F9AC2FD40AB498225CD7F1AD7FE15"/>
-        <w:category>
-          <w:name w:val="General"/>
-          <w:gallery w:val="placeholder"/>
-        </w:category>
-        <w:types>
-          <w:type w:val="bbPlcHdr"/>
-        </w:types>
-        <w:behaviors>
-          <w:behavior w:val="content"/>
-        </w:behaviors>
-        <w:guid w:val="{21EE40C6-3C5F-0141-8C30-70E975089B77}"/>
-      </w:docPartPr>
-      <w:docPartBody>
-        <w:p>
-          <w:pPr>
-            <w:pStyle w:val="173F9AC2FD40AB498225CD7F1AD7FE15"/>
-          </w:pPr>
-          <w:r>
-            <w:t>There are a number of parent openings on the Advisory Committee. These openings were listed in the most recent newsletter.</w:t>
-          </w:r>
-        </w:p>
-      </w:docPartBody>
-    </w:docPart>
-    <w:docPart>
-      <w:docPartPr>
-        <w:name w:val="7A00EE10BBE99349AAB59BEC04262004"/>
-        <w:category>
-          <w:name w:val="General"/>
-          <w:gallery w:val="placeholder"/>
-        </w:category>
-        <w:types>
-          <w:type w:val="bbPlcHdr"/>
-        </w:types>
-        <w:behaviors>
-          <w:behavior w:val="content"/>
-        </w:behaviors>
-        <w:guid w:val="{3072613D-3925-A140-96BB-28AD841461F4}"/>
-      </w:docPartPr>
-      <w:docPartBody>
-        <w:p>
-          <w:pPr>
-            <w:pStyle w:val="7A00EE10BBE99349AAB59BEC04262004"/>
-          </w:pPr>
-          <w:r>
-            <w:t xml:space="preserve">Three parents indicated an interest in serving on the committee. </w:t>
-          </w:r>
-          <w:r>
-            <w:t>August Bergqvist</w:t>
-          </w:r>
-          <w:r>
-            <w:t xml:space="preserve"> will follow up with those parents and do some additional recruiting to fill these openings.</w:t>
-          </w:r>
-        </w:p>
-      </w:docPartBody>
-    </w:docPart>
-    <w:docPart>
-      <w:docPartPr>
-        <w:name w:val="DB0AD0DC8D6517418F8988B24C640D22"/>
-        <w:category>
-          <w:name w:val="General"/>
-          <w:gallery w:val="placeholder"/>
-        </w:category>
-        <w:types>
-          <w:type w:val="bbPlcHdr"/>
-        </w:types>
-        <w:behaviors>
-          <w:behavior w:val="content"/>
-        </w:behaviors>
-        <w:guid w:val="{8869C0D0-E76F-3848-8D1E-068F7E27702A}"/>
-      </w:docPartPr>
-      <w:docPartBody>
-        <w:p>
-          <w:pPr>
-            <w:pStyle w:val="DB0AD0DC8D6517418F8988B24C640D223"/>
-          </w:pPr>
-          <w:r>
-            <w:rPr>
-              <w:rStyle w:val="Heading1Char"/>
-            </w:rPr>
-            <w:t>Budget</w:t>
-          </w:r>
-        </w:p>
-      </w:docPartBody>
-    </w:docPart>
-    <w:docPart>
-      <w:docPartPr>
-        <w:name w:val="56A42CA3228EF7419E2EB501BA35B685"/>
-        <w:category>
-          <w:name w:val="General"/>
-          <w:gallery w:val="placeholder"/>
-        </w:category>
-        <w:types>
-          <w:type w:val="bbPlcHdr"/>
-        </w:types>
-        <w:behaviors>
-          <w:behavior w:val="content"/>
-        </w:behaviors>
-        <w:guid w:val="{DCEC821B-C31B-7347-9D12-B8615FB214B7}"/>
-      </w:docPartPr>
-      <w:docPartBody>
-        <w:p>
-          <w:pPr>
-            <w:pStyle w:val="56A42CA3228EF7419E2EB501BA35B685"/>
-          </w:pPr>
-          <w:r>
-            <w:t xml:space="preserve">The budget for the current school year was distributed by </w:t>
-          </w:r>
-          <w:r>
-            <w:t>August Bergqvist</w:t>
-          </w:r>
-          <w:r>
-            <w:t>, PTA Treasurer, and reviewed by the board and PTA members at the last meeting.</w:t>
-          </w:r>
-        </w:p>
-      </w:docPartBody>
-    </w:docPart>
-    <w:docPart>
-      <w:docPartPr>
-        <w:name w:val="86CA606727A2354CB01B737CF49A1787"/>
-        <w:category>
-          <w:name w:val="General"/>
-          <w:gallery w:val="placeholder"/>
-        </w:category>
-        <w:types>
-          <w:type w:val="bbPlcHdr"/>
-        </w:types>
-        <w:behaviors>
-          <w:behavior w:val="content"/>
-        </w:behaviors>
-        <w:guid w:val="{457CA087-E869-A241-A6B1-4D20523E9C96}"/>
-      </w:docPartPr>
-      <w:docPartBody>
-        <w:p>
-          <w:pPr>
-            <w:pStyle w:val="86CA606727A2354CB01B737CF49A1787"/>
-          </w:pPr>
-          <w:r>
-            <w:t xml:space="preserve">In tonight’s meeting, </w:t>
-          </w:r>
-          <w:r>
-            <w:t>Angelica Astrom</w:t>
-          </w:r>
-          <w:r>
-            <w:t xml:space="preserve"> made a motion to approve the budget which was seconded by </w:t>
-          </w:r>
-          <w:r>
-            <w:t>Allan Mattsson</w:t>
-          </w:r>
-          <w:r>
-            <w:t>. All present voted in favor of approving the budget as presented.</w:t>
-          </w:r>
-        </w:p>
-      </w:docPartBody>
-    </w:docPart>
-    <w:docPart>
-      <w:docPartPr>
-        <w:name w:val="B219A65F168DD3469D3711BC0825E009"/>
-        <w:category>
-          <w:name w:val="General"/>
-          <w:gallery w:val="placeholder"/>
-        </w:category>
-        <w:types>
-          <w:type w:val="bbPlcHdr"/>
-        </w:types>
-        <w:behaviors>
-          <w:behavior w:val="content"/>
-        </w:behaviors>
-        <w:guid w:val="{0AA484E5-9C7C-6443-889B-AA009895675C}"/>
-      </w:docPartPr>
-      <w:docPartBody>
-        <w:p>
-          <w:pPr>
-            <w:pStyle w:val="B219A65F168DD3469D3711BC0825E009"/>
-          </w:pPr>
-          <w:r>
-            <w:t xml:space="preserve">Principal </w:t>
-          </w:r>
-          <w:r>
-            <w:t>Ian Hansson</w:t>
-          </w:r>
-          <w:r>
-            <w:t xml:space="preserve"> presented his report.</w:t>
-          </w:r>
-        </w:p>
-      </w:docPartBody>
-    </w:docPart>
-    <w:docPart>
-      <w:docPartPr>
-        <w:name w:val="62C1F63FB7A58B40A5A620AFADAEF245"/>
-        <w:category>
-          <w:name w:val="General"/>
-          <w:gallery w:val="placeholder"/>
-        </w:category>
-        <w:types>
-          <w:type w:val="bbPlcHdr"/>
-        </w:types>
-        <w:behaviors>
-          <w:behavior w:val="content"/>
-        </w:behaviors>
-        <w:guid w:val="{B707E680-394C-A641-977B-3C94CCDA2B08}"/>
-      </w:docPartPr>
-      <w:docPartBody>
-        <w:p>
-          <w:pPr>
-            <w:pStyle w:val="ListBullet"/>
-          </w:pPr>
-          <w:r>
-            <w:t>Recap of Back-to-School night – September 9</w:t>
-          </w:r>
-        </w:p>
-        <w:p>
-          <w:pPr>
-            <w:pStyle w:val="ListBullet"/>
-          </w:pPr>
-          <w:r>
-            <w:t>Parent Education Programs – Counselors</w:t>
-          </w:r>
-        </w:p>
-        <w:p>
-          <w:pPr>
-            <w:pStyle w:val="62C1F63FB7A58B40A5A620AFADAEF245"/>
-          </w:pPr>
-          <w:r>
-            <w:t xml:space="preserve">Teacher Grants Application Process – </w:t>
-          </w:r>
-          <w:r>
-            <w:br/>
-            <w:t>School Principal</w:t>
-          </w:r>
-        </w:p>
-      </w:docPartBody>
-    </w:docPart>
-    <w:docPart>
-      <w:docPartPr>
-        <w:name w:val="DE69008ED7FC90408425B49C5FFBAB01"/>
-        <w:category>
-          <w:name w:val="General"/>
-          <w:gallery w:val="placeholder"/>
-        </w:category>
-        <w:types>
-          <w:type w:val="bbPlcHdr"/>
-        </w:types>
-        <w:behaviors>
-          <w:behavior w:val="content"/>
-        </w:behaviors>
-        <w:guid w:val="{00DB00C3-1536-DF40-ADEC-6233574B2295}"/>
-      </w:docPartPr>
-      <w:docPartBody>
-        <w:p>
-          <w:pPr>
-            <w:pStyle w:val="ListBullet"/>
-          </w:pPr>
-          <w:r>
-            <w:t>Membership</w:t>
-          </w:r>
-        </w:p>
-        <w:p>
-          <w:pPr>
-            <w:pStyle w:val="ListBullet"/>
-          </w:pPr>
-          <w:r>
-            <w:t>Volunteers</w:t>
-          </w:r>
-        </w:p>
-        <w:p>
-          <w:pPr>
-            <w:pStyle w:val="ListBullet"/>
-          </w:pPr>
-          <w:r>
-            <w:t>Newsletter</w:t>
-          </w:r>
-        </w:p>
-        <w:p>
-          <w:pPr>
-            <w:pStyle w:val="DE69008ED7FC90408425B49C5FFBAB01"/>
-          </w:pPr>
-          <w:r>
-            <w:t>Computer Support</w:t>
-          </w:r>
-        </w:p>
-      </w:docPartBody>
-    </w:docPart>
-    <w:docPart>
-      <w:docPartPr>
-        <w:name w:val="8639341BD5C4C941A0434DA45D5809E6"/>
-        <w:category>
-          <w:name w:val="General"/>
-          <w:gallery w:val="placeholder"/>
-        </w:category>
-        <w:types>
-          <w:type w:val="bbPlcHdr"/>
-        </w:types>
-        <w:behaviors>
-          <w:behavior w:val="content"/>
-        </w:behaviors>
-        <w:guid w:val="{86449CC2-F45E-2B44-AA82-4C6A2D7215CD}"/>
-      </w:docPartPr>
-      <w:docPartBody>
-        <w:p>
-          <w:pPr>
-            <w:pStyle w:val="8639341BD5C4C941A0434DA45D5809E63"/>
-          </w:pPr>
-          <w:r>
-            <w:rPr>
-              <w:rStyle w:val="Heading1Char"/>
-            </w:rPr>
-            <w:t>Announcements</w:t>
-          </w:r>
-        </w:p>
-      </w:docPartBody>
-    </w:docPart>
-    <w:docPart>
-      <w:docPartPr>
-        <w:name w:val="FB5E87A1AACBAE4CBD6A33FBD1A1F4F9"/>
-        <w:category>
-          <w:name w:val="General"/>
-          <w:gallery w:val="placeholder"/>
-        </w:category>
-        <w:types>
-          <w:type w:val="bbPlcHdr"/>
-        </w:types>
-        <w:behaviors>
-          <w:behavior w:val="content"/>
-        </w:behaviors>
-        <w:guid w:val="{8B418074-5EFD-FD4F-B11A-9C225B3DC62F}"/>
-      </w:docPartPr>
-      <w:docPartBody>
-        <w:p>
-          <w:pPr>
-            <w:pStyle w:val="FB5E87A1AACBAE4CBD6A33FBD1A1F4F9"/>
-          </w:pPr>
-          <w:r>
-            <w:t>Motion to adjourn was made at 9:00 p.m. and was passed unanimously.</w:t>
-          </w:r>
-        </w:p>
-      </w:docPartBody>
-    </w:docPart>
-    <w:docPart>
-      <w:docPartPr>
-        <w:name w:val="07E1E0FA66ED4DEE9F1BBE53348AB8CD"/>
-        <w:category>
-          <w:name w:val="General"/>
-          <w:gallery w:val="placeholder"/>
-        </w:category>
-        <w:types>
-          <w:type w:val="bbPlcHdr"/>
-        </w:types>
-        <w:behaviors>
-          <w:behavior w:val="content"/>
-        </w:behaviors>
-        <w:guid w:val="{F7437F5F-D683-4D78-9D28-CC20B7716418}"/>
-      </w:docPartPr>
-      <w:docPartBody>
-        <w:p>
-          <w:r>
-            <w:t>Date:</w:t>
-          </w:r>
-        </w:p>
-      </w:docPartBody>
-    </w:docPart>
-    <w:docPart>
-      <w:docPartPr>
-        <w:name w:val="7A62619960D24386AB331258658BAE25"/>
-        <w:category>
-          <w:name w:val="General"/>
-          <w:gallery w:val="placeholder"/>
-        </w:category>
-        <w:types>
-          <w:type w:val="bbPlcHdr"/>
-        </w:types>
-        <w:behaviors>
-          <w:behavior w:val="content"/>
-        </w:behaviors>
-        <w:guid w:val="{DACC9B74-236F-4A45-8FC4-82295BD23B85}"/>
-      </w:docPartPr>
-      <w:docPartBody>
-        <w:p>
-          <w:r>
-            <w:t>Time:</w:t>
-          </w:r>
-        </w:p>
-      </w:docPartBody>
-    </w:docPart>
-    <w:docPart>
-      <w:docPartPr>
-        <w:name w:val="22667EB0A8EA436BA08D330F0D617896"/>
-        <w:category>
-          <w:name w:val="General"/>
-          <w:gallery w:val="placeholder"/>
-        </w:category>
-        <w:types>
-          <w:type w:val="bbPlcHdr"/>
-        </w:types>
-        <w:behaviors>
-          <w:behavior w:val="content"/>
-        </w:behaviors>
-        <w:guid w:val="{7D63295D-E93D-432E-9D58-BE21BEAE9964}"/>
-      </w:docPartPr>
-      <w:docPartBody>
-        <w:p>
-          <w:r>
-            <w:t>Facilitator:</w:t>
-          </w:r>
-        </w:p>
-      </w:docPartBody>
-    </w:docPart>
-    <w:docPart>
-      <w:docPartPr>
-        <w:name w:val="C4602A3AE981465094CDFB52332E8B28"/>
-        <w:category>
-          <w:name w:val="General"/>
-          <w:gallery w:val="placeholder"/>
-        </w:category>
-        <w:types>
-          <w:type w:val="bbPlcHdr"/>
-        </w:types>
-        <w:behaviors>
-          <w:behavior w:val="content"/>
-        </w:behaviors>
-        <w:guid w:val="{51966106-8FFD-4FDF-A0EA-AB133AABCEFA}"/>
-      </w:docPartPr>
-      <w:docPartBody>
-        <w:p>
-          <w:r>
-            <w:t>9/8/23</w:t>
-          </w:r>
-        </w:p>
-      </w:docPartBody>
-    </w:docPart>
-    <w:docPart>
-      <w:docPartPr>
-        <w:name w:val="4F26FF8A36EF4EBB94AEDD1D6563FBF4"/>
-        <w:category>
-          <w:name w:val="General"/>
-          <w:gallery w:val="placeholder"/>
-        </w:category>
-        <w:types>
-          <w:type w:val="bbPlcHdr"/>
-        </w:types>
-        <w:behaviors>
-          <w:behavior w:val="content"/>
-        </w:behaviors>
-        <w:guid w:val="{0CA1C49D-2F63-4376-9D1A-87968589C83E}"/>
-      </w:docPartPr>
-      <w:docPartBody>
-        <w:p>
-          <w:r>
-            <w:t>6:00 PM</w:t>
-          </w:r>
-        </w:p>
-      </w:docPartBody>
-    </w:docPart>
-    <w:docPart>
-      <w:docPartPr>
-        <w:name w:val="70015A4F528645EF92101B46D579AEA5"/>
-        <w:category>
-          <w:name w:val="General"/>
-          <w:gallery w:val="placeholder"/>
-        </w:category>
-        <w:types>
-          <w:type w:val="bbPlcHdr"/>
-        </w:types>
-        <w:behaviors>
-          <w:behavior w:val="content"/>
-        </w:behaviors>
-        <w:guid w:val="{8DA42F05-DC44-40ED-95A1-1DC1037A8C45}"/>
-      </w:docPartPr>
-      <w:docPartBody>
-        <w:p>
-          <w:r>
-            <w:t>Angelica Astrom</w:t>
-          </w:r>
-        </w:p>
-      </w:docPartBody>
-    </w:docPart>
-    <w:docPart>
-      <w:docPartPr>
-        <w:name w:val="E45254F58066406D905D9A79537190F7"/>
-        <w:category>
-          <w:name w:val="General"/>
-          <w:gallery w:val="placeholder"/>
-        </w:category>
-        <w:types>
-          <w:type w:val="bbPlcHdr"/>
-        </w:types>
-        <w:behaviors>
-          <w:behavior w:val="content"/>
-        </w:behaviors>
-        <w:guid w:val="{37EE0688-8A31-49C4-8615-31734557D166}"/>
-      </w:docPartPr>
-      <w:docPartBody>
-        <w:p>
-          <w:r>
-            <w:t>In attendance</w:t>
-          </w:r>
-        </w:p>
-      </w:docPartBody>
-    </w:docPart>
-    <w:docPart>
-      <w:docPartPr>
-        <w:name w:val="808DEEF6C3A0440BA86E795735743EDB"/>
-        <w:category>
-          <w:name w:val="General"/>
-          <w:gallery w:val="placeholder"/>
-        </w:category>
-        <w:types>
-          <w:type w:val="bbPlcHdr"/>
-        </w:types>
-        <w:behaviors>
-          <w:behavior w:val="content"/>
-        </w:behaviors>
-        <w:guid w:val="{1006BA0E-9A98-44DD-87CE-811D6776FEE3}"/>
-      </w:docPartPr>
-      <w:docPartBody>
-        <w:p>
-          <w:r>
-            <w:t>Approval of minutes</w:t>
-          </w:r>
-        </w:p>
-      </w:docPartBody>
-    </w:docPart>
-    <w:docPart>
-      <w:docPartPr>
-        <w:name w:val="D757C09EAAC041138A0B6C03258E925F"/>
-        <w:category>
-          <w:name w:val="General"/>
-          <w:gallery w:val="placeholder"/>
-        </w:category>
-        <w:types>
-          <w:type w:val="bbPlcHdr"/>
-        </w:types>
-        <w:behaviors>
-          <w:behavior w:val="content"/>
-        </w:behaviors>
-        <w:guid w:val="{CDA315C5-F79A-46D5-902E-71460FB48B1F}"/>
-      </w:docPartPr>
-      <w:docPartBody>
-        <w:p>
-          <w:r>
-            <w:t>Mira Karlsson, Angelica Astrom, August Bergqvist, Allan Mattsson, Ian Hansson</w:t>
-          </w:r>
-        </w:p>
-      </w:docPartBody>
-    </w:docPart>
-    <w:docPart>
-      <w:docPartPr>
-        <w:name w:val="BBF9936A36AF4BDEA05FEA40D2E27DC6"/>
-        <w:category>
-          <w:name w:val="General"/>
-          <w:gallery w:val="placeholder"/>
-        </w:category>
-        <w:types>
-          <w:type w:val="bbPlcHdr"/>
-        </w:types>
-        <w:behaviors>
-          <w:behavior w:val="content"/>
-        </w:behaviors>
-        <w:guid w:val="{08BE52B0-689E-47CB-8A24-65FEC361C76A}"/>
-      </w:docPartPr>
-      <w:docPartBody>
-        <w:p>
-          <w:r>
-            <w:t>Advisory committee</w:t>
-          </w:r>
-        </w:p>
-      </w:docPartBody>
-    </w:docPart>
-    <w:docPart>
-      <w:docPartPr>
-        <w:name w:val="17A40CF8E97A48ADAF53608209E2ADE5"/>
-        <w:category>
-          <w:name w:val="General"/>
-          <w:gallery w:val="placeholder"/>
-        </w:category>
-        <w:types>
-          <w:type w:val="bbPlcHdr"/>
-        </w:types>
-        <w:behaviors>
-          <w:behavior w:val="content"/>
-        </w:behaviors>
-        <w:guid w:val="{360A99B0-D472-4134-A0A4-E2074DAC9246}"/>
-      </w:docPartPr>
-      <w:docPartBody>
-        <w:p>
-          <w:r>
-            <w:t>Principal’s report</w:t>
-          </w:r>
-        </w:p>
-      </w:docPartBody>
-    </w:docPart>
-    <w:docPart>
-      <w:docPartPr>
-        <w:name w:val="8EE7E6653501436E977D53C7965DF614"/>
-        <w:category>
-          <w:name w:val="General"/>
-          <w:gallery w:val="placeholder"/>
-        </w:category>
-        <w:types>
-          <w:type w:val="bbPlcHdr"/>
-        </w:types>
-        <w:behaviors>
-          <w:behavior w:val="content"/>
-        </w:behaviors>
-        <w:guid w:val="{4431145C-20BE-4EFB-B5C6-E1E6459C6C3D}"/>
-      </w:docPartPr>
-      <w:docPartBody>
-        <w:p>
-          <w:r>
-            <w:t>New business</w:t>
-          </w:r>
-        </w:p>
-      </w:docPartBody>
-    </w:docPart>
-    <w:docPart>
-      <w:docPartPr>
-        <w:name w:val="DECD31B48ACD4934AA350FB2C5732078"/>
-        <w:category>
-          <w:name w:val="General"/>
-          <w:gallery w:val="placeholder"/>
-        </w:category>
-        <w:types>
-          <w:type w:val="bbPlcHdr"/>
-        </w:types>
-        <w:behaviors>
-          <w:behavior w:val="content"/>
-        </w:behaviors>
-        <w:guid w:val="{E8DB4E03-610B-428C-B268-1DE1D9E73C93}"/>
-      </w:docPartPr>
-      <w:docPartBody>
-        <w:p>
-          <w:r>
-            <w:t>Committee reports</w:t>
-          </w:r>
-        </w:p>
-      </w:docPartBody>
-    </w:docPart>
-    <w:docPart>
-      <w:docPartPr>
-        <w:name w:val="4AC14A4994F24059AE9A982ED2300F4D"/>
-        <w:category>
-          <w:name w:val="General"/>
-          <w:gallery w:val="placeholder"/>
-        </w:category>
-        <w:types>
-          <w:type w:val="bbPlcHdr"/>
-        </w:types>
-        <w:behaviors>
-          <w:behavior w:val="content"/>
-        </w:behaviors>
-        <w:guid w:val="{F0F8028D-A021-4CAA-9460-989B01490205}"/>
-      </w:docPartPr>
-      <w:docPartBody>
-        <w:p>
-          <w:r>
-            <w:t>None</w:t>
-          </w:r>
-        </w:p>
-      </w:docPartBody>
-    </w:docPart>
-    <w:docPart>
-      <w:docPartPr>
-        <w:name w:val="C2F028AEDF6B4BDF965E44EFC91E4270"/>
-        <w:category>
-          <w:name w:val="General"/>
-          <w:gallery w:val="placeholder"/>
-        </w:category>
-        <w:types>
-          <w:type w:val="bbPlcHdr"/>
-        </w:types>
-        <w:behaviors>
-          <w:behavior w:val="content"/>
-        </w:behaviors>
-        <w:guid w:val="{FB0E397B-9B86-4E97-AB77-F2C43EA3543F}"/>
-      </w:docPartPr>
-      <w:docPartBody>
-        <w:p>
-          <w:r>
-            <w:t>Next meeting</w:t>
-          </w:r>
-        </w:p>
-      </w:docPartBody>
-    </w:docPart>
-    <w:docPart>
-      <w:docPartPr>
-        <w:name w:val="130615EC591847EAA5E4F988DBC6C452"/>
-        <w:category>
-          <w:name w:val="General"/>
-          <w:gallery w:val="placeholder"/>
-        </w:category>
-        <w:types>
-          <w:type w:val="bbPlcHdr"/>
-        </w:types>
-        <w:behaviors>
-          <w:behavior w:val="content"/>
-        </w:behaviors>
-        <w:guid w:val="{090E6680-0536-4C0A-8ACA-A6A411BFE001}"/>
-      </w:docPartPr>
-      <w:docPartBody>
-        <w:p>
-          <w:r>
-            <w:t>13 October 2023</w:t>
-          </w:r>
-        </w:p>
-      </w:docPartBody>
-    </w:docPart>
-    <w:docPart>
-      <w:docPartPr>
-        <w:name w:val="3C64A0EE90D240C8A9609BF94E8D7182"/>
-        <w:category>
-          <w:name w:val="General"/>
-          <w:gallery w:val="placeholder"/>
-        </w:category>
-        <w:types>
-          <w:type w:val="bbPlcHdr"/>
-        </w:types>
-        <w:behaviors>
-          <w:behavior w:val="content"/>
-        </w:behaviors>
-        <w:guid w:val="{BA726D99-8EE5-410D-BAF5-8229990AD562}"/>
-      </w:docPartPr>
-      <w:docPartBody>
-        <w:p>
-          <w:r>
-            <w:t>6:00 p.m. in the cafeteria</w:t>
-          </w:r>
-        </w:p>
-      </w:docPartBody>
-    </w:docPart>
-    <w:docPart>
-      <w:docPartPr>
-        <w:name w:val="AA48A369CD6D42CCB970E3266A84EC86"/>
-        <w:category>
-          <w:name w:val="General"/>
-          <w:gallery w:val="placeholder"/>
-        </w:category>
-        <w:types>
-          <w:type w:val="bbPlcHdr"/>
-        </w:types>
-        <w:behaviors>
-          <w:behavior w:val="content"/>
-        </w:behaviors>
-        <w:guid w:val="{D5E9C959-537D-4CCA-8EB3-B54CF015F163}"/>
-      </w:docPartPr>
-      <w:docPartBody>
-        <w:p>
-          <w:pPr>
-            <w:pStyle w:val="AA48A369CD6D42CCB970E3266A84EC86"/>
-          </w:pPr>
-          <w:r>
-            <w:t>Meeting minutes</w:t>
-          </w:r>
-        </w:p>
-      </w:docPartBody>
-    </w:docPart>
-    <w:docPart>
-      <w:docPartPr>
-        <w:name w:val="874051EA448F4FAFBAF60506E8DB0509"/>
-        <w:category>
-          <w:name w:val="General"/>
-          <w:gallery w:val="placeholder"/>
-        </w:category>
-        <w:types>
-          <w:type w:val="bbPlcHdr"/>
-        </w:types>
-        <w:behaviors>
-          <w:behavior w:val="content"/>
-        </w:behaviors>
-        <w:guid w:val="{AC37D539-5A9F-42D3-85A4-406EC035CC4D}"/>
-      </w:docPartPr>
-      <w:docPartBody>
-        <w:p>
-          <w:pPr>
-            <w:pStyle w:val="874051EA448F4FAFBAF60506E8DB0509"/>
-          </w:pPr>
-          <w:r>
-            <w:t>pta</w:t>
-          </w:r>
-        </w:p>
-      </w:docPartBody>
-    </w:docPart>
-  </w:docParts>
-</w:glossaryDocument>
-</file>
-
-<file path=word/glossary/fontTable.xml><?xml version="1.0" encoding="utf-8"?>
-<w:fonts xmlns:mc="http://schemas.openxmlformats.org/markup-compatibility/2006" xmlns:r="http://schemas.openxmlformats.org/officeDocument/2006/relationships" xmlns:w="http://schemas.openxmlformats.org/wordprocessingml/2006/main" xmlns:w14="http://schemas.microsoft.com/office/word/2010/wordml" xmlns:w15="http://schemas.microsoft.com/office/word/2012/wordml" xmlns:w16cex="http://schemas.microsoft.com/office/word/2018/wordml/cex" xmlns:w16cid="http://schemas.microsoft.com/office/word/2016/wordml/cid" xmlns:w16="http://schemas.microsoft.com/office/word/2018/wordml" xmlns:w16sdtdh="http://schemas.microsoft.com/office/word/2020/wordml/sdtdatahash" xmlns:w16se="http://schemas.microsoft.com/office/word/2015/wordml/symex" mc:Ignorable="w14 w15 w16se w16cid w16 w16cex w16sdtdh">
-  <w:font w:name="Times New Roman">
-    <w:panose1 w:val="02020603050405020304"/>
-    <w:charset w:val="00"/>
-    <w:family w:val="roman"/>
-    <w:pitch w:val="variable"/>
-    <w:sig w:usb0="E0002EFF" w:usb1="C000785B" w:usb2="00000009" w:usb3="00000000" w:csb0="000001FF" w:csb1="00000000"/>
-  </w:font>
-  <w:font w:name="Symbol">
-    <w:panose1 w:val="05050102010706020507"/>
-    <w:charset w:val="02"/>
-    <w:family w:val="roman"/>
-    <w:pitch w:val="variable"/>
-    <w:sig w:usb0="00000000" w:usb1="10000000" w:usb2="00000000" w:usb3="00000000" w:csb0="80000000" w:csb1="00000000"/>
-  </w:font>
-  <w:font w:name="Courier New">
-    <w:panose1 w:val="02070309020205020404"/>
-    <w:charset w:val="00"/>
-    <w:family w:val="modern"/>
-    <w:pitch w:val="fixed"/>
-    <w:sig w:usb0="E0002EFF" w:usb1="C0007843" w:usb2="00000009" w:usb3="00000000" w:csb0="000001FF" w:csb1="00000000"/>
-  </w:font>
-  <w:font w:name="Wingdings">
-    <w:panose1 w:val="05000000000000000000"/>
-    <w:charset w:val="02"/>
-    <w:family w:val="auto"/>
-    <w:pitch w:val="variable"/>
-    <w:sig w:usb0="00000000" w:usb1="10000000" w:usb2="00000000" w:usb3="00000000" w:csb0="80000000" w:csb1="00000000"/>
-  </w:font>
-  <w:font w:name="Century Gothic">
-    <w:panose1 w:val="020B0502020202020204"/>
-    <w:charset w:val="00"/>
-    <w:family w:val="swiss"/>
-    <w:pitch w:val="variable"/>
-    <w:sig w:usb0="00000287" w:usb1="00000000" w:usb2="00000000" w:usb3="00000000" w:csb0="0000009F" w:csb1="00000000"/>
-  </w:font>
-  <w:font w:name="MS Mincho">
-    <w:altName w:val="ＭＳ 明朝"/>
-    <w:panose1 w:val="02020609040205080304"/>
-    <w:charset w:val="80"/>
-    <w:family w:val="modern"/>
-    <w:pitch w:val="fixed"/>
-    <w:sig w:usb0="E00002FF" w:usb1="6AC7FDFB" w:usb2="08000012" w:usb3="00000000" w:csb0="0002009F" w:csb1="00000000"/>
-  </w:font>
-  <w:font w:name="Times New Roman (Body CS)">
-    <w:altName w:val="Times New Roman"/>
-    <w:charset w:val="00"/>
-    <w:family w:val="roman"/>
-    <w:pitch w:val="default"/>
-  </w:font>
-  <w:font w:name="MS Gothic">
-    <w:altName w:val="ＭＳ ゴシック"/>
-    <w:panose1 w:val="020B0609070205080204"/>
-    <w:charset w:val="80"/>
-    <w:family w:val="modern"/>
-    <w:pitch w:val="fixed"/>
-    <w:sig w:usb0="E00002FF" w:usb1="6AC7FDFB" w:usb2="08000012" w:usb3="00000000" w:csb0="0002009F" w:csb1="00000000"/>
-  </w:font>
-  <w:font w:name="Times New Roman (Headings CS)">
-    <w:altName w:val="Times New Roman"/>
-    <w:panose1 w:val="00000000000000000000"/>
-    <w:charset w:val="00"/>
-    <w:family w:val="roman"/>
-    <w:notTrueType/>
-    <w:pitch w:val="default"/>
-  </w:font>
-  <w:font w:name="Segoe UI">
-    <w:panose1 w:val="020B0502040204020203"/>
-    <w:charset w:val="00"/>
-    <w:family w:val="swiss"/>
-    <w:pitch w:val="variable"/>
-    <w:sig w:usb0="E4002EFF" w:usb1="C000E47F" w:usb2="00000009" w:usb3="00000000" w:csb0="000001FF" w:csb1="00000000"/>
-  </w:font>
-  <w:font w:name="Calibri">
-    <w:panose1 w:val="020F0502020204030204"/>
-    <w:charset w:val="00"/>
-    <w:family w:val="swiss"/>
-    <w:pitch w:val="variable"/>
-    <w:sig w:usb0="E4002EFF" w:usb1="C000247B" w:usb2="00000009" w:usb3="00000000" w:csb0="000001FF" w:csb1="00000000"/>
-  </w:font>
-  <w:font w:name="Calibri Light">
-    <w:panose1 w:val="020F0302020204030204"/>
-    <w:charset w:val="00"/>
-    <w:family w:val="swiss"/>
-    <w:pitch w:val="variable"/>
-    <w:sig w:usb0="E4002EFF" w:usb1="C000247B" w:usb2="00000009" w:usb3="00000000" w:csb0="000001FF" w:csb1="00000000"/>
-  </w:font>
-</w:fonts>
-</file>
-
-<file path=word/glossary/numbering2.xml><?xml version="1.0" encoding="utf-8"?>
-<w:numbering xmlns:wpc="http://schemas.microsoft.com/office/word/2010/wordprocessingCanvas" xmlns:cx="http://schemas.microsoft.com/office/drawing/2014/chartex" xmlns:cx1="http://schemas.microsoft.com/office/drawing/2015/9/8/chartex" xmlns:cx2="http://schemas.microsoft.com/office/drawing/2015/10/21/chartex" xmlns:cx3="http://schemas.microsoft.com/office/drawing/2016/5/9/chartex" xmlns:cx4="http://schemas.microsoft.com/office/drawing/2016/5/10/chartex" xmlns:cx5="http://schemas.microsoft.com/office/drawing/2016/5/11/chartex" xmlns:cx6="http://schemas.microsoft.com/office/drawing/2016/5/12/chartex" xmlns:cx7="http://schemas.microsoft.com/office/drawing/2016/5/13/chartex" xmlns:cx8="http://schemas.microsoft.com/office/drawing/2016/5/14/chartex" xmlns:mc="http://schemas.openxmlformats.org/markup-compatibility/2006" xmlns:aink="http://schemas.microsoft.com/office/drawing/2016/ink" xmlns:am3d="http://schemas.microsoft.com/office/drawing/2017/model3d" xmlns:o="urn:schemas-microsoft-com:office:office" xmlns:oel="http://schemas.microsoft.com/office/2019/extlst" xmlns:r="http://schemas.openxmlformats.org/officeDocument/2006/relationships" xmlns:m="http://schemas.openxmlformats.org/officeDocument/2006/math" xmlns:v="urn:schemas-microsoft-com:vml" xmlns:wp14="http://schemas.microsoft.com/office/word/2010/wordprocessingDrawing" xmlns:wp="http://schemas.openxmlformats.org/drawingml/2006/wordprocessingDrawing" xmlns:w10="urn:schemas-microsoft-com:office:word" xmlns:w="http://schemas.openxmlformats.org/wordprocessingml/2006/main" xmlns:w14="http://schemas.microsoft.com/office/word/2010/wordml" xmlns:w15="http://schemas.microsoft.com/office/word/2012/wordml" xmlns:w16cex="http://schemas.microsoft.com/office/word/2018/wordml/cex" xmlns:w16cid="http://schemas.microsoft.com/office/word/2016/wordml/cid" xmlns:w16="http://schemas.microsoft.com/office/word/2018/wordml" xmlns:w16sdtdh="http://schemas.microsoft.com/office/word/2020/wordml/sdtdatahash" xmlns:w16se="http://schemas.microsoft.com/office/word/2015/wordml/symex" xmlns:wpg="http://schemas.microsoft.com/office/word/2010/wordprocessingGroup" xmlns:wpi="http://schemas.microsoft.com/office/word/2010/wordprocessingInk" xmlns:wne="http://schemas.microsoft.com/office/word/2006/wordml" xmlns:wps="http://schemas.microsoft.com/office/word/2010/wordprocessingShape" mc:Ignorable="w14 w15 w16se w16cid w16 w16cex w16sdtdh wp14">
-  <w:abstractNum w:abstractNumId="0" w15:restartNumberingAfterBreak="0">
-    <w:nsid w:val="6CA95284"/>
-    <w:multiLevelType w:val="hybridMultilevel"/>
-    <w:tmpl w:val="8DB4B09E"/>
-    <w:lvl w:ilvl="0" w:tplc="45B4A1B2">
-      <w:start w:val="1"/>
-      <w:numFmt w:val="bullet"/>
-      <w:pStyle w:val="ListBullet"/>
-      <w:lvlText w:val=""/>
-      <w:lvlJc w:val="left"/>
-      <w:pPr>
-        <w:ind w:left="720" w:hanging="360"/>
-      </w:pPr>
-      <w:rPr>
-        <w:rFonts w:ascii="Symbol" w:hAnsi="Symbol" w:hint="default"/>
-      </w:rPr>
-    </w:lvl>
-    <w:lvl w:ilvl="1" w:tplc="04090003" w:tentative="1">
-      <w:start w:val="1"/>
-      <w:numFmt w:val="bullet"/>
-      <w:lvlText w:val="o"/>
-      <w:lvlJc w:val="left"/>
-      <w:pPr>
-        <w:ind w:left="1440" w:hanging="360"/>
-      </w:pPr>
-      <w:rPr>
-        <w:rFonts w:ascii="Courier New" w:hAnsi="Courier New" w:cs="Courier New" w:hint="default"/>
-      </w:rPr>
-    </w:lvl>
-    <w:lvl w:ilvl="2" w:tplc="04090005" w:tentative="1">
-      <w:start w:val="1"/>
-      <w:numFmt w:val="bullet"/>
-      <w:lvlText w:val=""/>
-      <w:lvlJc w:val="left"/>
-      <w:pPr>
-        <w:ind w:left="2160" w:hanging="360"/>
-      </w:pPr>
-      <w:rPr>
-        <w:rFonts w:ascii="Wingdings" w:hAnsi="Wingdings" w:hint="default"/>
-      </w:rPr>
-    </w:lvl>
-    <w:lvl w:ilvl="3" w:tplc="04090001" w:tentative="1">
-      <w:start w:val="1"/>
-      <w:numFmt w:val="bullet"/>
-      <w:lvlText w:val=""/>
-      <w:lvlJc w:val="left"/>
-      <w:pPr>
-        <w:ind w:left="2880" w:hanging="360"/>
-      </w:pPr>
-      <w:rPr>
-        <w:rFonts w:ascii="Symbol" w:hAnsi="Symbol" w:hint="default"/>
-      </w:rPr>
-    </w:lvl>
-    <w:lvl w:ilvl="4" w:tplc="04090003" w:tentative="1">
-      <w:start w:val="1"/>
-      <w:numFmt w:val="bullet"/>
-      <w:lvlText w:val="o"/>
-      <w:lvlJc w:val="left"/>
-      <w:pPr>
-        <w:ind w:left="3600" w:hanging="360"/>
-      </w:pPr>
-      <w:rPr>
-        <w:rFonts w:ascii="Courier New" w:hAnsi="Courier New" w:cs="Courier New" w:hint="default"/>
-      </w:rPr>
-    </w:lvl>
-    <w:lvl w:ilvl="5" w:tplc="04090005" w:tentative="1">
-      <w:start w:val="1"/>
-      <w:numFmt w:val="bullet"/>
-      <w:lvlText w:val=""/>
-      <w:lvlJc w:val="left"/>
-      <w:pPr>
-        <w:ind w:left="4320" w:hanging="360"/>
-      </w:pPr>
-      <w:rPr>
-        <w:rFonts w:ascii="Wingdings" w:hAnsi="Wingdings" w:hint="default"/>
-      </w:rPr>
-    </w:lvl>
-    <w:lvl w:ilvl="6" w:tplc="04090001" w:tentative="1">
-      <w:start w:val="1"/>
-      <w:numFmt w:val="bullet"/>
-      <w:lvlText w:val=""/>
-      <w:lvlJc w:val="left"/>
-      <w:pPr>
-        <w:ind w:left="5040" w:hanging="360"/>
-      </w:pPr>
-      <w:rPr>
-        <w:rFonts w:ascii="Symbol" w:hAnsi="Symbol" w:hint="default"/>
-      </w:rPr>
-    </w:lvl>
-    <w:lvl w:ilvl="7" w:tplc="04090003" w:tentative="1">
-      <w:start w:val="1"/>
-      <w:numFmt w:val="bullet"/>
-      <w:lvlText w:val="o"/>
-      <w:lvlJc w:val="left"/>
-      <w:pPr>
-        <w:ind w:left="5760" w:hanging="360"/>
-      </w:pPr>
-      <w:rPr>
-        <w:rFonts w:ascii="Courier New" w:hAnsi="Courier New" w:cs="Courier New" w:hint="default"/>
-      </w:rPr>
-    </w:lvl>
-    <w:lvl w:ilvl="8" w:tplc="04090005" w:tentative="1">
-      <w:start w:val="1"/>
-      <w:numFmt w:val="bullet"/>
-      <w:lvlText w:val=""/>
-      <w:lvlJc w:val="left"/>
-      <w:pPr>
-        <w:ind w:left="6480" w:hanging="360"/>
-      </w:pPr>
-      <w:rPr>
-        <w:rFonts w:ascii="Wingdings" w:hAnsi="Wingdings" w:hint="default"/>
-      </w:rPr>
-    </w:lvl>
-  </w:abstractNum>
-  <w:num w:numId="1" w16cid:durableId="482743106">
-    <w:abstractNumId w:val="0"/>
-  </w:num>
-</w:numbering>
-</file>
-
-<file path=word/glossary/settings.xml><?xml version="1.0" encoding="utf-8"?>
-<w:settings xmlns:mc="http://schemas.openxmlformats.org/markup-compatibility/2006" xmlns:o="urn:schemas-microsoft-com:office:office" xmlns:r="http://schemas.openxmlformats.org/officeDocument/2006/relationships" xmlns:m="http://schemas.openxmlformats.org/officeDocument/2006/math" xmlns:v="urn:schemas-microsoft-com:vml" xmlns:w10="urn:schemas-microsoft-com:office:word" xmlns:w="http://schemas.openxmlformats.org/wordprocessingml/2006/main" xmlns:w14="http://schemas.microsoft.com/office/word/2010/wordml" xmlns:w15="http://schemas.microsoft.com/office/word/2012/wordml" xmlns:w16cex="http://schemas.microsoft.com/office/word/2018/wordml/cex" xmlns:w16cid="http://schemas.microsoft.com/office/word/2016/wordml/cid" xmlns:w16="http://schemas.microsoft.com/office/word/2018/wordml" xmlns:w16sdtdh="http://schemas.microsoft.com/office/word/2020/wordml/sdtdatahash" xmlns:w16se="http://schemas.microsoft.com/office/word/2015/wordml/symex" xmlns:sl="http://schemas.openxmlformats.org/schemaLibrary/2006/main" mc:Ignorable="w14 w15 w16se w16cid w16 w16cex w16sdtdh">
-  <w:view w:val="normal"/>
-  <w:defaultTabStop w:val="720"/>
-  <w:characterSpacingControl w:val="doNotCompress"/>
-  <w:compat>
-    <w:useFELayout/>
-    <w:compatSetting w:name="compatibilityMode" w:uri="http://schemas.microsoft.com/office/word" w:val="15"/>
-    <w:compatSetting w:name="overrideTableStyleFontSizeAndJustification" w:uri="http://schemas.microsoft.com/office/word" w:val="1"/>
-    <w:compatSetting w:name="enableOpenTypeFeatures" w:uri="http://schemas.microsoft.com/office/word" w:val="1"/>
-    <w:compatSetting w:name="doNotFlipMirrorIndents" w:uri="http://schemas.microsoft.com/office/word" w:val="1"/>
-    <w:compatSetting w:name="differentiateMultirowTableHeaders" w:uri="http://schemas.microsoft.com/office/word" w:val="1"/>
-    <w:compatSetting w:name="useWord2013TrackBottomHyphenation" w:uri="http://schemas.microsoft.com/office/word" w:val="0"/>
-  </w:compat>
-  <w:rsids>
-    <w:rsidRoot w:val="00E343E8"/>
-    <w:rsid w:val="003830B9"/>
-    <w:rsid w:val="00471D66"/>
-    <w:rsid w:val="00785618"/>
-    <w:rsid w:val="00792CE0"/>
-    <w:rsid w:val="009230BB"/>
-    <w:rsid w:val="00D41786"/>
-    <w:rsid w:val="00E343E8"/>
-    <w:rsid w:val="00F6294F"/>
-  </w:rsids>
-  <m:mathPr>
-    <m:mathFont m:val="Cambria Math"/>
-    <m:brkBin m:val="before"/>
-    <m:brkBinSub m:val="--"/>
-    <m:smallFrac m:val="0"/>
-    <m:dispDef/>
-    <m:lMargin m:val="0"/>
-    <m:rMargin m:val="0"/>
-    <m:defJc m:val="centerGroup"/>
-    <m:wrapIndent m:val="1440"/>
-    <m:intLim m:val="subSup"/>
-    <m:naryLim m:val="undOvr"/>
-  </m:mathPr>
-  <w:themeFontLang w:val="en-US"/>
-  <w:clrSchemeMapping w:bg1="light1" w:t1="dark1" w:bg2="light2" w:t2="dark2" w:accent1="accent1" w:accent2="accent2" w:accent3="accent3" w:accent4="accent4" w:accent5="accent5" w:accent6="accent6" w:hyperlink="hyperlink" w:followedHyperlink="followedHyperlink"/>
-  <w:decimalSymbol w:val="."/>
-  <w:listSeparator w:val=","/>
-  <w15:chartTrackingRefBased/>
-</w:settings>
-</file>
-
-<file path=word/glossary/styles2.xml><?xml version="1.0" encoding="utf-8"?>
-<w:styles xmlns:mc="http://schemas.openxmlformats.org/markup-compatibility/2006" xmlns:r="http://schemas.openxmlformats.org/officeDocument/2006/relationships" xmlns:w="http://schemas.openxmlformats.org/wordprocessingml/2006/main" xmlns:w14="http://schemas.microsoft.com/office/word/2010/wordml" xmlns:w15="http://schemas.microsoft.com/office/word/2012/wordml" xmlns:w16cex="http://schemas.microsoft.com/office/word/2018/wordml/cex" xmlns:w16cid="http://schemas.microsoft.com/office/word/2016/wordml/cid" xmlns:w16="http://schemas.microsoft.com/office/word/2018/wordml" xmlns:w16sdtdh="http://schemas.microsoft.com/office/word/2020/wordml/sdtdatahash" xmlns:w16se="http://schemas.microsoft.com/office/word/2015/wordml/symex" mc:Ignorable="w14 w15 w16se w16cid w16 w16cex w16sdtdh">
-  <w:docDefaults>
-    <w:rPrDefault>
-      <w:rPr>
-        <w:rFonts w:asciiTheme="minorHAnsi" w:eastAsiaTheme="minorEastAsia" w:hAnsiTheme="minorHAnsi" w:cstheme="minorBidi"/>
-        <w:sz w:val="24"/>
-        <w:szCs w:val="24"/>
-        <w:lang w:val="en-US" w:eastAsia="en-US" w:bidi="ar-SA"/>
-      </w:rPr>
-    </w:rPrDefault>
-    <w:pPrDefault/>
-  </w:docDefaults>
-  <w:latentStyles w:defLockedState="0" w:defUIPriority="99" w:defSemiHidden="0" w:defUnhideWhenUsed="0" w:defQFormat="0" w:count="376">
-    <w:lsdException w:name="Normal" w:uiPriority="0" w:qFormat="1"/>
-    <w:lsdException w:name="heading 1" w:uiPriority="4" w:qFormat="1"/>
-    <w:lsdException w:name="heading 2" w:semiHidden="1" w:uiPriority="9" w:unhideWhenUsed="1" w:qFormat="1"/>
-    <w:lsdException w:name="heading 3" w:semiHidden="1" w:uiPriority="9" w:unhideWhenUsed="1" w:qFormat="1"/>
-    <w:lsdException w:name="heading 4" w:semiHidden="1" w:uiPriority="9" w:unhideWhenUsed="1" w:qFormat="1"/>
-    <w:lsdException w:name="heading 5" w:semiHidden="1" w:uiPriority="9" w:unhideWhenUsed="1" w:qFormat="1"/>
-    <w:lsdException w:name="heading 6" w:semiHidden="1" w:uiPriority="9" w:unhideWhenUsed="1" w:qFormat="1"/>
-    <w:lsdException w:name="heading 7" w:semiHidden="1" w:uiPriority="9" w:unhideWhenUsed="1" w:qFormat="1"/>
-    <w:lsdException w:name="heading 8" w:semiHidden="1" w:uiPriority="9" w:unhideWhenUsed="1" w:qFormat="1"/>
-    <w:lsdException w:name="heading 9" w:semiHidden="1" w:uiPriority="9" w:unhideWhenUsed="1" w:qFormat="1"/>
-    <w:lsdException w:name="index 1" w:semiHidden="1" w:unhideWhenUsed="1"/>
-    <w:lsdException w:name="index 2" w:semiHidden="1" w:unhideWhenUsed="1"/>
-    <w:lsdException w:name="index 3" w:semiHidden="1" w:unhideWhenUsed="1"/>
-    <w:lsdException w:name="index 4" w:semiHidden="1" w:unhideWhenUsed="1"/>
-    <w:lsdException w:name="index 5" w:semiHidden="1" w:unhideWhenUsed="1"/>
-    <w:lsdException w:name="index 6" w:semiHidden="1" w:unhideWhenUsed="1"/>
-    <w:lsdException w:name="index 7" w:semiHidden="1" w:unhideWhenUsed="1"/>
-    <w:lsdException w:name="index 8" w:semiHidden="1" w:unhideWhenUsed="1"/>
-    <w:lsdException w:name="index 9" w:semiHidden="1" w:unhideWhenUsed="1"/>
-    <w:lsdException w:name="toc 1" w:semiHidden="1" w:uiPriority="39" w:unhideWhenUsed="1"/>
-    <w:lsdException w:name="toc 2" w:semiHidden="1" w:uiPriority="39" w:unhideWhenUsed="1"/>
-    <w:lsdException w:name="toc 3" w:semiHidden="1" w:uiPriority="39" w:unhideWhenUsed="1"/>
-    <w:lsdException w:name="toc 4" w:semiHidden="1" w:uiPriority="39" w:unhideWhenUsed="1"/>
-    <w:lsdException w:name="toc 5" w:semiHidden="1" w:uiPriority="39" w:unhideWhenUsed="1"/>
-    <w:lsdException w:name="toc 6" w:semiHidden="1" w:uiPriority="39" w:unhideWhenUsed="1"/>
-    <w:lsdException w:name="toc 7" w:semiHidden="1" w:uiPriority="39" w:unhideWhenUsed="1"/>
-    <w:lsdException w:name="toc 8" w:semiHidden="1" w:uiPriority="39" w:unhideWhenUsed="1"/>
-    <w:lsdException w:name="toc 9" w:semiHidden="1" w:uiPriority="39" w:unhideWhenUsed="1"/>
-    <w:lsdException w:name="Normal Indent" w:semiHidden="1" w:unhideWhenUsed="1"/>
-    <w:lsdException w:name="footnote text" w:semiHidden="1" w:unhideWhenUsed="1"/>
-    <w:lsdException w:name="annotation text" w:semiHidden="1" w:unhideWhenUsed="1"/>
-    <w:lsdException w:name="header" w:semiHidden="1" w:unhideWhenUsed="1"/>
-    <w:lsdException w:name="footer" w:semiHidden="1" w:unhideWhenUsed="1"/>
-    <w:lsdException w:name="index heading" w:semiHidden="1" w:unhideWhenUsed="1"/>
-    <w:lsdException w:name="caption" w:semiHidden="1" w:uiPriority="35" w:unhideWhenUsed="1" w:qFormat="1"/>
-    <w:lsdException w:name="table of figures" w:semiHidden="1" w:unhideWhenUsed="1"/>
-    <w:lsdException w:name="envelope address" w:semiHidden="1" w:unhideWhenUsed="1"/>
-    <w:lsdException w:name="envelope return" w:semiHidden="1" w:unhideWhenUsed="1"/>
-    <w:lsdException w:name="footnote reference" w:semiHidden="1" w:unhideWhenUsed="1"/>
-    <w:lsdException w:name="annotation reference" w:semiHidden="1" w:unhideWhenUsed="1"/>
-    <w:lsdException w:name="line number" w:semiHidden="1" w:unhideWhenUsed="1"/>
-    <w:lsdException w:name="page number" w:semiHidden="1" w:unhideWhenUsed="1"/>
-    <w:lsdException w:name="endnote reference" w:semiHidden="1" w:unhideWhenUsed="1"/>
-    <w:lsdException w:name="endnote text" w:semiHidden="1" w:unhideWhenUsed="1"/>
-    <w:lsdException w:name="table of authorities" w:semiHidden="1" w:unhideWhenUsed="1"/>
-    <w:lsdException w:name="macro" w:semiHidden="1" w:unhideWhenUsed="1"/>
-    <w:lsdException w:name="toa heading" w:semiHidden="1" w:unhideWhenUsed="1"/>
-    <w:lsdException w:name="List" w:semiHidden="1" w:unhideWhenUsed="1"/>
-    <w:lsdException w:name="List Bullet" w:semiHidden="1" w:uiPriority="10" w:unhideWhenUsed="1" w:qFormat="1"/>
-    <w:lsdException w:name="List Number" w:semiHidden="1" w:unhideWhenUsed="1"/>
-    <w:lsdException w:name="List 2" w:semiHidden="1" w:unhideWhenUsed="1"/>
-    <w:lsdException w:name="List 3" w:semiHidden="1" w:unhideWhenUsed="1"/>
-    <w:lsdException w:name="List 4" w:semiHidden="1" w:unhideWhenUsed="1"/>
-    <w:lsdException w:name="List 5" w:semiHidden="1" w:unhideWhenUsed="1"/>
-    <w:lsdException w:name="List Bullet 2" w:semiHidden="1" w:unhideWhenUsed="1"/>
-    <w:lsdException w:name="List Bullet 3" w:semiHidden="1" w:unhideWhenUsed="1"/>
-    <w:lsdException w:name="List Bullet 4" w:semiHidden="1" w:unhideWhenUsed="1"/>
-    <w:lsdException w:name="List Bullet 5" w:semiHidden="1" w:unhideWhenUsed="1"/>
-    <w:lsdException w:name="List Number 2" w:semiHidden="1" w:unhideWhenUsed="1"/>
-    <w:lsdException w:name="List Number 3" w:semiHidden="1" w:unhideWhenUsed="1"/>
-    <w:lsdException w:name="List Number 4" w:semiHidden="1" w:unhideWhenUsed="1"/>
-    <w:lsdException w:name="List Number 5" w:semiHidden="1" w:unhideWhenUsed="1"/>
-    <w:lsdException w:name="Title" w:uiPriority="10" w:qFormat="1"/>
-    <w:lsdException w:name="Closing" w:semiHidden="1" w:unhideWhenUsed="1"/>
-    <w:lsdException w:name="Signature" w:semiHidden="1" w:unhideWhenUsed="1"/>
-    <w:lsdException w:name="Default Paragraph Font" w:semiHidden="1" w:uiPriority="1" w:unhideWhenUsed="1"/>
-    <w:lsdException w:name="Body Text" w:semiHidden="1" w:unhideWhenUsed="1"/>
-    <w:lsdException w:name="Body Text Indent" w:semiHidden="1" w:unhideWhenUsed="1"/>
-    <w:lsdException w:name="List Continue" w:semiHidden="1" w:unhideWhenUsed="1"/>
-    <w:lsdException w:name="List Continue 2" w:semiHidden="1" w:unhideWhenUsed="1"/>
-    <w:lsdException w:name="List Continue 3" w:semiHidden="1" w:unhideWhenUsed="1"/>
-    <w:lsdException w:name="List Continue 4" w:semiHidden="1" w:unhideWhenUsed="1"/>
-    <w:lsdException w:name="List Continue 5" w:semiHidden="1" w:unhideWhenUsed="1"/>
-    <w:lsdException w:name="Message Header" w:semiHidden="1" w:unhideWhenUsed="1"/>
-    <w:lsdException w:name="Subtitle" w:uiPriority="11" w:qFormat="1"/>
-    <w:lsdException w:name="Salutation" w:semiHidden="1" w:unhideWhenUsed="1"/>
-    <w:lsdException w:name="Date" w:semiHidden="1" w:unhideWhenUsed="1"/>
-    <w:lsdException w:name="Body Text First Indent" w:semiHidden="1" w:unhideWhenUsed="1"/>
-    <w:lsdException w:name="Body Text First Indent 2" w:semiHidden="1" w:unhideWhenUsed="1"/>
-    <w:lsdException w:name="Note Heading" w:semiHidden="1" w:unhideWhenUsed="1"/>
-    <w:lsdException w:name="Body Text 2" w:semiHidden="1" w:unhideWhenUsed="1"/>
-    <w:lsdException w:name="Body Text 3" w:semiHidden="1" w:unhideWhenUsed="1"/>
-    <w:lsdException w:name="Body Text Indent 2" w:semiHidden="1" w:unhideWhenUsed="1"/>
-    <w:lsdException w:name="Body Text Indent 3" w:semiHidden="1" w:unhideWhenUsed="1"/>
-    <w:lsdException w:name="Block Text" w:semiHidden="1" w:unhideWhenUsed="1"/>
-    <w:lsdException w:name="Hyperlink" w:semiHidden="1" w:unhideWhenUsed="1"/>
-    <w:lsdException w:name="FollowedHyperlink" w:semiHidden="1" w:unhideWhenUsed="1"/>
-    <w:lsdException w:name="Strong" w:uiPriority="22" w:qFormat="1"/>
-    <w:lsdException w:name="Emphasis" w:uiPriority="20" w:qFormat="1"/>
-    <w:lsdException w:name="Document Map" w:semiHidden="1" w:unhideWhenUsed="1"/>
-    <w:lsdException w:name="Plain Text" w:semiHidden="1" w:unhideWhenUsed="1"/>
-    <w:lsdException w:name="E-mail Signature" w:semiHidden="1" w:unhideWhenUsed="1"/>
-    <w:lsdException w:name="HTML Top of Form" w:semiHidden="1" w:unhideWhenUsed="1"/>
-    <w:lsdException w:name="HTML Bottom of Form" w:semiHidden="1" w:unhideWhenUsed="1"/>
-    <w:lsdException w:name="Normal (Web)" w:semiHidden="1" w:unhideWhenUsed="1"/>
-    <w:lsdException w:name="HTML Acronym" w:semiHidden="1" w:unhideWhenUsed="1"/>
-    <w:lsdException w:name="HTML Address" w:semiHidden="1" w:unhideWhenUsed="1"/>
-    <w:lsdException w:name="HTML Cite" w:semiHidden="1" w:unhideWhenUsed="1"/>
-    <w:lsdException w:name="HTML Code" w:semiHidden="1" w:unhideWhenUsed="1"/>
-    <w:lsdException w:name="HTML Definition" w:semiHidden="1" w:unhideWhenUsed="1"/>
-    <w:lsdException w:name="HTML Keyboard" w:semiHidden="1" w:unhideWhenUsed="1"/>
-    <w:lsdException w:name="HTML Preformatted" w:semiHidden="1" w:unhideWhenUsed="1"/>
-    <w:lsdException w:name="HTML Sample" w:semiHidden="1" w:unhideWhenUsed="1"/>
-    <w:lsdException w:name="HTML Typewriter" w:semiHidden="1" w:unhideWhenUsed="1"/>
-    <w:lsdException w:name="HTML Variable" w:semiHidden="1" w:unhideWhenUsed="1"/>
-    <w:lsdException w:name="Normal Table" w:semiHidden="1" w:unhideWhenUsed="1"/>
-    <w:lsdException w:name="annotation subject" w:semiHidden="1" w:unhideWhenUsed="1"/>
-    <w:lsdException w:name="No List" w:semiHidden="1" w:unhideWhenUsed="1"/>
-    <w:lsdException w:name="Outline List 1" w:semiHidden="1" w:unhideWhenUsed="1"/>
-    <w:lsdException w:name="Outline List 2" w:semiHidden="1" w:unhideWhenUsed="1"/>
-    <w:lsdException w:name="Outline List 3" w:semiHidden="1" w:unhideWhenUsed="1"/>
-    <w:lsdException w:name="Table Simple 1" w:semiHidden="1" w:unhideWhenUsed="1"/>
-    <w:lsdException w:name="Table Simple 2" w:semiHidden="1" w:unhideWhenUsed="1"/>
-    <w:lsdException w:name="Table Simple 3" w:semiHidden="1" w:unhideWhenUsed="1"/>
-    <w:lsdException w:name="Table Classic 1" w:semiHidden="1" w:unhideWhenUsed="1"/>
-    <w:lsdException w:name="Table Classic 2" w:semiHidden="1" w:unhideWhenUsed="1"/>
-    <w:lsdException w:name="Table Classic 3" w:semiHidden="1" w:unhideWhenUsed="1"/>
-    <w:lsdException w:name="Table Classic 4" w:semiHidden="1" w:unhideWhenUsed="1"/>
-    <w:lsdException w:name="Table Colorful 1" w:semiHidden="1" w:unhideWhenUsed="1"/>
-    <w:lsdException w:name="Table Colorful 2" w:semiHidden="1" w:unhideWhenUsed="1"/>
-    <w:lsdException w:name="Table Colorful 3" w:semiHidden="1" w:unhideWhenUsed="1"/>
-    <w:lsdException w:name="Table Columns 1" w:semiHidden="1" w:unhideWhenUsed="1"/>
-    <w:lsdException w:name="Table Columns 2" w:semiHidden="1" w:unhideWhenUsed="1"/>
-    <w:lsdException w:name="Table Columns 3" w:semiHidden="1" w:unhideWhenUsed="1"/>
-    <w:lsdException w:name="Table Columns 4" w:semiHidden="1" w:unhideWhenUsed="1"/>
-    <w:lsdException w:name="Table Columns 5" w:semiHidden="1" w:unhideWhenUsed="1"/>
-    <w:lsdException w:name="Table Grid 1" w:semiHidden="1" w:unhideWhenUsed="1"/>
-    <w:lsdException w:name="Table Grid 2" w:semiHidden="1" w:unhideWhenUsed="1"/>
-    <w:lsdException w:name="Table Grid 3" w:semiHidden="1" w:unhideWhenUsed="1"/>
-    <w:lsdException w:name="Table Grid 4" w:semiHidden="1" w:unhideWhenUsed="1"/>
-    <w:lsdException w:name="Table Grid 5" w:semiHidden="1" w:unhideWhenUsed="1"/>
-    <w:lsdException w:name="Table Grid 6" w:semiHidden="1" w:unhideWhenUsed="1"/>
-    <w:lsdException w:name="Table Grid 7" w:semiHidden="1" w:unhideWhenUsed="1"/>
-    <w:lsdException w:name="Table Grid 8" w:semiHidden="1" w:unhideWhenUsed="1"/>
-    <w:lsdException w:name="Table List 1" w:semiHidden="1" w:unhideWhenUsed="1"/>
-    <w:lsdException w:name="Table List 2" w:semiHidden="1" w:unhideWhenUsed="1"/>
-    <w:lsdException w:name="Table List 3" w:semiHidden="1" w:unhideWhenUsed="1"/>
-    <w:lsdException w:name="Table List 4" w:semiHidden="1" w:unhideWhenUsed="1"/>
-    <w:lsdException w:name="Table List 5" w:semiHidden="1" w:unhideWhenUsed="1"/>
-    <w:lsdException w:name="Table List 6" w:semiHidden="1" w:unhideWhenUsed="1"/>
-    <w:lsdException w:name="Table List 7" w:semiHidden="1" w:unhideWhenUsed="1"/>
-    <w:lsdException w:name="Table List 8" w:semiHidden="1" w:unhideWhenUsed="1"/>
-    <w:lsdException w:name="Table 3D effects 1" w:semiHidden="1" w:unhideWhenUsed="1"/>
-    <w:lsdException w:name="Table 3D effects 2" w:semiHidden="1" w:unhideWhenUsed="1"/>
-    <w:lsdException w:name="Table 3D effects 3" w:semiHidden="1" w:unhideWhenUsed="1"/>
-    <w:lsdException w:name="Table Contemporary" w:semiHidden="1" w:unhideWhenUsed="1"/>
-    <w:lsdException w:name="Table Elegant" w:semiHidden="1" w:unhideWhenUsed="1"/>
-    <w:lsdException w:name="Table Professional" w:semiHidden="1" w:unhideWhenUsed="1"/>
-    <w:lsdException w:name="Table Subtle 1" w:semiHidden="1" w:unhideWhenUsed="1"/>
-    <w:lsdException w:name="Table Subtle 2" w:semiHidden="1" w:unhideWhenUsed="1"/>
-    <w:lsdException w:name="Table Web 1" w:semiHidden="1" w:unhideWhenUsed="1"/>
-    <w:lsdException w:name="Table Web 2" w:semiHidden="1" w:unhideWhenUsed="1"/>
-    <w:lsdException w:name="Table Web 3" w:semiHidden="1" w:unhideWhenUsed="1"/>
-    <w:lsdException w:name="Balloon Text" w:semiHidden="1" w:unhideWhenUsed="1"/>
-    <w:lsdException w:name="Table Grid" w:uiPriority="39"/>
-    <w:lsdException w:name="Table Theme" w:semiHidden="1" w:unhideWhenUsed="1"/>
-    <w:lsdException w:name="Placeholder Text" w:semiHidden="1"/>
-    <w:lsdException w:name="No Spacing" w:uiPriority="1" w:qFormat="1"/>
-    <w:lsdException w:name="Light Shading" w:uiPriority="60"/>
-    <w:lsdException w:name="Light List" w:uiPriority="61"/>
-    <w:lsdException w:name="Light Grid" w:uiPriority="62"/>
-    <w:lsdException w:name="Medium Shading 1" w:uiPriority="63"/>
-    <w:lsdException w:name="Medium Shading 2" w:uiPriority="64"/>
-    <w:lsdException w:name="Medium List 1" w:uiPriority="65"/>
-    <w:lsdException w:name="Medium List 2" w:uiPriority="66"/>
-    <w:lsdException w:name="Medium Grid 1" w:uiPriority="67"/>
-    <w:lsdException w:name="Medium Grid 2" w:uiPriority="68"/>
-    <w:lsdException w:name="Medium Grid 3" w:uiPriority="69"/>
-    <w:lsdException w:name="Dark List" w:uiPriority="70"/>
-    <w:lsdException w:name="Colorful Shading" w:uiPriority="71"/>
-    <w:lsdException w:name="Colorful List" w:uiPriority="72"/>
-    <w:lsdException w:name="Colorful Grid" w:uiPriority="73"/>
-    <w:lsdException w:name="Light Shading Accent 1" w:uiPriority="60"/>
-    <w:lsdException w:name="Light List Accent 1" w:uiPriority="61"/>
-    <w:lsdException w:name="Light Grid Accent 1" w:uiPriority="62"/>
-    <w:lsdException w:name="Medium Shading 1 Accent 1" w:uiPriority="63"/>
-    <w:lsdException w:name="Medium Shading 2 Accent 1" w:uiPriority="64"/>
-    <w:lsdException w:name="Medium List 1 Accent 1" w:uiPriority="65"/>
-    <w:lsdException w:name="Revision" w:semiHidden="1"/>
-    <w:lsdException w:name="List Paragraph" w:uiPriority="34" w:qFormat="1"/>
-    <w:lsdException w:name="Quote" w:uiPriority="29" w:qFormat="1"/>
-    <w:lsdException w:name="Intense Quote" w:uiPriority="30" w:qFormat="1"/>
-    <w:lsdException w:name="Medium List 2 Accent 1" w:uiPriority="66"/>
-    <w:lsdException w:name="Medium Grid 1 Accent 1" w:uiPriority="67"/>
-    <w:lsdException w:name="Medium Grid 2 Accent 1" w:uiPriority="68"/>
-    <w:lsdException w:name="Medium Grid 3 Accent 1" w:uiPriority="69"/>
-    <w:lsdException w:name="Dark List Accent 1" w:uiPriority="70"/>
-    <w:lsdException w:name="Colorful Shading Accent 1" w:uiPriority="71"/>
-    <w:lsdException w:name="Colorful List Accent 1" w:uiPriority="72"/>
-    <w:lsdException w:name="Colorful Grid Accent 1" w:uiPriority="73"/>
-    <w:lsdException w:name="Light Shading Accent 2" w:uiPriority="60"/>
-    <w:lsdException w:name="Light List Accent 2" w:uiPriority="61"/>
-    <w:lsdException w:name="Light Grid Accent 2" w:uiPriority="62"/>
-    <w:lsdException w:name="Medium Shading 1 Accent 2" w:uiPriority="63"/>
-    <w:lsdException w:name="Medium Shading 2 Accent 2" w:uiPriority="64"/>
-    <w:lsdException w:name="Medium List 1 Accent 2" w:uiPriority="65"/>
-    <w:lsdException w:name="Medium List 2 Accent 2" w:uiPriority="66"/>
-    <w:lsdException w:name="Medium Grid 1 Accent 2" w:uiPriority="67"/>
-    <w:lsdException w:name="Medium Grid 2 Accent 2" w:uiPriority="68"/>
-    <w:lsdException w:name="Medium Grid 3 Accent 2" w:uiPriority="69"/>
-    <w:lsdException w:name="Dark List Accent 2" w:uiPriority="70"/>
-    <w:lsdException w:name="Colorful Shading Accent 2" w:uiPriority="71"/>
-    <w:lsdException w:name="Colorful List Accent 2" w:uiPriority="72"/>
-    <w:lsdException w:name="Colorful Grid Accent 2" w:uiPriority="73"/>
-    <w:lsdException w:name="Light Shading Accent 3" w:uiPriority="60"/>
-    <w:lsdException w:name="Light List Accent 3" w:uiPriority="61"/>
-    <w:lsdException w:name="Light Grid Accent 3" w:uiPriority="62"/>
-    <w:lsdException w:name="Medium Shading 1 Accent 3" w:uiPriority="63"/>
-    <w:lsdException w:name="Medium Shading 2 Accent 3" w:uiPriority="64"/>
-    <w:lsdException w:name="Medium List 1 Accent 3" w:uiPriority="65"/>
-    <w:lsdException w:name="Medium List 2 Accent 3" w:uiPriority="66"/>
-    <w:lsdException w:name="Medium Grid 1 Accent 3" w:uiPriority="67"/>
-    <w:lsdException w:name="Medium Grid 2 Accent 3" w:uiPriority="68"/>
-    <w:lsdException w:name="Medium Grid 3 Accent 3" w:uiPriority="69"/>
-    <w:lsdException w:name="Dark List Accent 3" w:uiPriority="70"/>
-    <w:lsdException w:name="Colorful Shading Accent 3" w:uiPriority="71"/>
-    <w:lsdException w:name="Colorful List Accent 3" w:uiPriority="72"/>
-    <w:lsdException w:name="Colorful Grid Accent 3" w:uiPriority="73"/>
-    <w:lsdException w:name="Light Shading Accent 4" w:uiPriority="60"/>
-    <w:lsdException w:name="Light List Accent 4" w:uiPriority="61"/>
-    <w:lsdException w:name="Light Grid Accent 4" w:uiPriority="62"/>
-    <w:lsdException w:name="Medium Shading 1 Accent 4" w:uiPriority="63"/>
-    <w:lsdException w:name="Medium Shading 2 Accent 4" w:uiPriority="64"/>
-    <w:lsdException w:name="Medium List 1 Accent 4" w:uiPriority="65"/>
-    <w:lsdException w:name="Medium List 2 Accent 4" w:uiPriority="66"/>
-    <w:lsdException w:name="Medium Grid 1 Accent 4" w:uiPriority="67"/>
-    <w:lsdException w:name="Medium Grid 2 Accent 4" w:uiPriority="68"/>
-    <w:lsdException w:name="Medium Grid 3 Accent 4" w:uiPriority="69"/>
-    <w:lsdException w:name="Dark List Accent 4" w:uiPriority="70"/>
-    <w:lsdException w:name="Colorful Shading Accent 4" w:uiPriority="71"/>
-    <w:lsdException w:name="Colorful List Accent 4" w:uiPriority="72"/>
-    <w:lsdException w:name="Colorful Grid Accent 4" w:uiPriority="73"/>
-    <w:lsdException w:name="Light Shading Accent 5" w:uiPriority="60"/>
-    <w:lsdException w:name="Light List Accent 5" w:uiPriority="61"/>
-    <w:lsdException w:name="Light Grid Accent 5" w:uiPriority="62"/>
-    <w:lsdException w:name="Medium Shading 1 Accent 5" w:uiPriority="63"/>
-    <w:lsdException w:name="Medium Shading 2 Accent 5" w:uiPriority="64"/>
-    <w:lsdException w:name="Medium List 1 Accent 5" w:uiPriority="65"/>
-    <w:lsdException w:name="Medium List 2 Accent 5" w:uiPriority="66"/>
-    <w:lsdException w:name="Medium Grid 1 Accent 5" w:uiPriority="67"/>
-    <w:lsdException w:name="Medium Grid 2 Accent 5" w:uiPriority="68"/>
-    <w:lsdException w:name="Medium Grid 3 Accent 5" w:uiPriority="69"/>
-    <w:lsdException w:name="Dark List Accent 5" w:uiPriority="70"/>
-    <w:lsdException w:name="Colorful Shading Accent 5" w:uiPriority="71"/>
-    <w:lsdException w:name="Colorful List Accent 5" w:uiPriority="72"/>
-    <w:lsdException w:name="Colorful Grid Accent 5" w:uiPriority="73"/>
-    <w:lsdException w:name="Light Shading Accent 6" w:uiPriority="60"/>
-    <w:lsdException w:name="Light List Accent 6" w:uiPriority="61"/>
-    <w:lsdException w:name="Light Grid Accent 6" w:uiPriority="62"/>
-    <w:lsdException w:name="Medium Shading 1 Accent 6" w:uiPriority="63"/>
-    <w:lsdException w:name="Medium Shading 2 Accent 6" w:uiPriority="64"/>
-    <w:lsdException w:name="Medium List 1 Accent 6" w:uiPriority="65"/>
-    <w:lsdException w:name="Medium List 2 Accent 6" w:uiPriority="66"/>
-    <w:lsdException w:name="Medium Grid 1 Accent 6" w:uiPriority="67"/>
-    <w:lsdException w:name="Medium Grid 2 Accent 6" w:uiPriority="68"/>
-    <w:lsdException w:name="Medium Grid 3 Accent 6" w:uiPriority="69"/>
-    <w:lsdException w:name="Dark List Accent 6" w:uiPriority="70"/>
-    <w:lsdException w:name="Colorful Shading Accent 6" w:uiPriority="71"/>
-    <w:lsdException w:name="Colorful List Accent 6" w:uiPriority="72"/>
-    <w:lsdException w:name="Colorful Grid Accent 6" w:uiPriority="73"/>
-    <w:lsdException w:name="Subtle Emphasis" w:uiPriority="19" w:qFormat="1"/>
-    <w:lsdException w:name="Intense Emphasis" w:uiPriority="21" w:qFormat="1"/>
-    <w:lsdException w:name="Subtle Reference" w:uiPriority="31" w:qFormat="1"/>
-    <w:lsdException w:name="Intense Reference" w:uiPriority="32" w:qFormat="1"/>
-    <w:lsdException w:name="Book Title" w:uiPriority="33" w:qFormat="1"/>
-    <w:lsdException w:name="Bibliography" w:semiHidden="1" w:uiPriority="37" w:unhideWhenUsed="1"/>
-    <w:lsdException w:name="TOC Heading" w:semiHidden="1" w:uiPriority="39" w:unhideWhenUsed="1" w:qFormat="1"/>
-    <w:lsdException w:name="Plain Table 1" w:uiPriority="41"/>
-    <w:lsdException w:name="Plain Table 2" w:uiPriority="42"/>
-    <w:lsdException w:name="Plain Table 3" w:uiPriority="43"/>
-    <w:lsdException w:name="Plain Table 4" w:uiPriority="44"/>
-    <w:lsdException w:name="Plain Table 5" w:uiPriority="45"/>
-    <w:lsdException w:name="Grid Table Light" w:uiPriority="40"/>
-    <w:lsdException w:name="Grid Table 1 Light" w:uiPriority="46"/>
-    <w:lsdException w:name="Grid Table 2" w:uiPriority="47"/>
-    <w:lsdException w:name="Grid Table 3" w:uiPriority="48"/>
-    <w:lsdException w:name="Grid Table 4" w:uiPriority="49"/>
-    <w:lsdException w:name="Grid Table 5 Dark" w:uiPriority="50"/>
-    <w:lsdException w:name="Grid Table 6 Colorful" w:uiPriority="51"/>
-    <w:lsdException w:name="Grid Table 7 Colorful" w:uiPriority="52"/>
-    <w:lsdException w:name="Grid Table 1 Light Accent 1" w:uiPriority="46"/>
-    <w:lsdException w:name="Grid Table 2 Accent 1" w:uiPriority="47"/>
-    <w:lsdException w:name="Grid Table 3 Accent 1" w:uiPriority="48"/>
-    <w:lsdException w:name="Grid Table 4 Accent 1" w:uiPriority="49"/>
-    <w:lsdException w:name="Grid Table 5 Dark Accent 1" w:uiPriority="50"/>
-    <w:lsdException w:name="Grid Table 6 Colorful Accent 1" w:uiPriority="51"/>
-    <w:lsdException w:name="Grid Table 7 Colorful Accent 1" w:uiPriority="52"/>
-    <w:lsdException w:name="Grid Table 1 Light Accent 2" w:uiPriority="46"/>
-    <w:lsdException w:name="Grid Table 2 Accent 2" w:uiPriority="47"/>
-    <w:lsdException w:name="Grid Table 3 Accent 2" w:uiPriority="48"/>
-    <w:lsdException w:name="Grid Table 4 Accent 2" w:uiPriority="49"/>
-    <w:lsdException w:name="Grid Table 5 Dark Accent 2" w:uiPriority="50"/>
-    <w:lsdException w:name="Grid Table 6 Colorful Accent 2" w:uiPriority="51"/>
-    <w:lsdException w:name="Grid Table 7 Colorful Accent 2" w:uiPriority="52"/>
-    <w:lsdException w:name="Grid Table 1 Light Accent 3" w:uiPriority="46"/>
-    <w:lsdException w:name="Grid Table 2 Accent 3" w:uiPriority="47"/>
-    <w:lsdException w:name="Grid Table 3 Accent 3" w:uiPriority="48"/>
-    <w:lsdException w:name="Grid Table 4 Accent 3" w:uiPriority="49"/>
-    <w:lsdException w:name="Grid Table 5 Dark Accent 3" w:uiPriority="50"/>
-    <w:lsdException w:name="Grid Table 6 Colorful Accent 3" w:uiPriority="51"/>
-    <w:lsdException w:name="Grid Table 7 Colorful Accent 3" w:uiPriority="52"/>
-    <w:lsdException w:name="Grid Table 1 Light Accent 4" w:uiPriority="46"/>
-    <w:lsdException w:name="Grid Table 2 Accent 4" w:uiPriority="47"/>
-    <w:lsdException w:name="Grid Table 3 Accent 4" w:uiPriority="48"/>
-    <w:lsdException w:name="Grid Table 4 Accent 4" w:uiPriority="49"/>
-    <w:lsdException w:name="Grid Table 5 Dark Accent 4" w:uiPriority="50"/>
-    <w:lsdException w:name="Grid Table 6 Colorful Accent 4" w:uiPriority="51"/>
-    <w:lsdException w:name="Grid Table 7 Colorful Accent 4" w:uiPriority="52"/>
-    <w:lsdException w:name="Grid Table 1 Light Accent 5" w:uiPriority="46"/>
-    <w:lsdException w:name="Grid Table 2 Accent 5" w:uiPriority="47"/>
-    <w:lsdException w:name="Grid Table 3 Accent 5" w:uiPriority="48"/>
-    <w:lsdException w:name="Grid Table 4 Accent 5" w:uiPriority="49"/>
-    <w:lsdException w:name="Grid Table 5 Dark Accent 5" w:uiPriority="50"/>
-    <w:lsdException w:name="Grid Table 6 Colorful Accent 5" w:uiPriority="51"/>
-    <w:lsdException w:name="Grid Table 7 Colorful Accent 5" w:uiPriority="52"/>
-    <w:lsdException w:name="Grid Table 1 Light Accent 6" w:uiPriority="46"/>
-    <w:lsdException w:name="Grid Table 2 Accent 6" w:uiPriority="47"/>
-    <w:lsdException w:name="Grid Table 3 Accent 6" w:uiPriority="48"/>
-    <w:lsdException w:name="Grid Table 4 Accent 6" w:uiPriority="49"/>
-    <w:lsdException w:name="Grid Table 5 Dark Accent 6" w:uiPriority="50"/>
-    <w:lsdException w:name="Grid Table 6 Colorful Accent 6" w:uiPriority="51"/>
-    <w:lsdException w:name="Grid Table 7 Colorful Accent 6" w:uiPriority="52"/>
-    <w:lsdException w:name="List Table 1 Light" w:uiPriority="46"/>
-    <w:lsdException w:name="List Table 2" w:uiPriority="47"/>
-    <w:lsdException w:name="List Table 3" w:uiPriority="48"/>
-    <w:lsdException w:name="List Table 4" w:uiPriority="49"/>
-    <w:lsdException w:name="List Table 5 Dark" w:uiPriority="50"/>
-    <w:lsdException w:name="List Table 6 Colorful" w:uiPriority="51"/>
-    <w:lsdException w:name="List Table 7 Colorful" w:uiPriority="52"/>
-    <w:lsdException w:name="List Table 1 Light Accent 1" w:uiPriority="46"/>
-    <w:lsdException w:name="List Table 2 Accent 1" w:uiPriority="47"/>
-    <w:lsdException w:name="List Table 3 Accent 1" w:uiPriority="48"/>
-    <w:lsdException w:name="List Table 4 Accent 1" w:uiPriority="49"/>
-    <w:lsdException w:name="List Table 5 Dark Accent 1" w:uiPriority="50"/>
-    <w:lsdException w:name="List Table 6 Colorful Accent 1" w:uiPriority="51"/>
-    <w:lsdException w:name="List Table 7 Colorful Accent 1" w:uiPriority="52"/>
-    <w:lsdException w:name="List Table 1 Light Accent 2" w:uiPriority="46"/>
-    <w:lsdException w:name="List Table 2 Accent 2" w:uiPriority="47"/>
-    <w:lsdException w:name="List Table 3 Accent 2" w:uiPriority="48"/>
-    <w:lsdException w:name="List Table 4 Accent 2" w:uiPriority="49"/>
-    <w:lsdException w:name="List Table 5 Dark Accent 2" w:uiPriority="50"/>
-    <w:lsdException w:name="List Table 6 Colorful Accent 2" w:uiPriority="51"/>
-    <w:lsdException w:name="List Table 7 Colorful Accent 2" w:uiPriority="52"/>
-    <w:lsdException w:name="List Table 1 Light Accent 3" w:uiPriority="46"/>
-    <w:lsdException w:name="List Table 2 Accent 3" w:uiPriority="47"/>
-    <w:lsdException w:name="List Table 3 Accent 3" w:uiPriority="48"/>
-    <w:lsdException w:name="List Table 4 Accent 3" w:uiPriority="49"/>
-    <w:lsdException w:name="List Table 5 Dark Accent 3" w:uiPriority="50"/>
-    <w:lsdException w:name="List Table 6 Colorful Accent 3" w:uiPriority="51"/>
-    <w:lsdException w:name="List Table 7 Colorful Accent 3" w:uiPriority="52"/>
-    <w:lsdException w:name="List Table 1 Light Accent 4" w:uiPriority="46"/>
-    <w:lsdException w:name="List Table 2 Accent 4" w:uiPriority="47"/>
-    <w:lsdException w:name="List Table 3 Accent 4" w:uiPriority="48"/>
-    <w:lsdException w:name="List Table 4 Accent 4" w:uiPriority="49"/>
-    <w:lsdException w:name="List Table 5 Dark Accent 4" w:uiPriority="50"/>
-    <w:lsdException w:name="List Table 6 Colorful Accent 4" w:uiPriority="51"/>
-    <w:lsdException w:name="List Table 7 Colorful Accent 4" w:uiPriority="52"/>
-    <w:lsdException w:name="List Table 1 Light Accent 5" w:uiPriority="46"/>
-    <w:lsdException w:name="List Table 2 Accent 5" w:uiPriority="47"/>
-    <w:lsdException w:name="List Table 3 Accent 5" w:uiPriority="48"/>
-    <w:lsdException w:name="List Table 4 Accent 5" w:uiPriority="49"/>
-    <w:lsdException w:name="List Table 5 Dark Accent 5" w:uiPriority="50"/>
-    <w:lsdException w:name="List Table 6 Colorful Accent 5" w:uiPriority="51"/>
-    <w:lsdException w:name="List Table 7 Colorful Accent 5" w:uiPriority="52"/>
-    <w:lsdException w:name="List Table 1 Light Accent 6" w:uiPriority="46"/>
-    <w:lsdException w:name="List Table 2 Accent 6" w:uiPriority="47"/>
-    <w:lsdException w:name="List Table 3 Accent 6" w:uiPriority="48"/>
-    <w:lsdException w:name="List Table 4 Accent 6" w:uiPriority="49"/>
-    <w:lsdException w:name="List Table 5 Dark Accent 6" w:uiPriority="50"/>
-    <w:lsdException w:name="List Table 6 Colorful Accent 6" w:uiPriority="51"/>
-    <w:lsdException w:name="List Table 7 Colorful Accent 6" w:uiPriority="52"/>
-    <w:lsdException w:name="Mention" w:semiHidden="1" w:unhideWhenUsed="1"/>
-    <w:lsdException w:name="Smart Hyperlink" w:semiHidden="1" w:unhideWhenUsed="1"/>
-    <w:lsdException w:name="Hashtag" w:semiHidden="1" w:unhideWhenUsed="1"/>
-    <w:lsdException w:name="Unresolved Mention" w:semiHidden="1" w:unhideWhenUsed="1"/>
-    <w:lsdException w:name="Smart Link" w:semiHidden="1" w:unhideWhenUsed="1"/>
-  </w:latentStyles>
-  <w:style w:type="paragraph" w:default="1" w:styleId="Normal">
-    <w:name w:val="Normal"/>
-    <w:qFormat/>
-  </w:style>
-  <w:style w:type="paragraph" w:styleId="Heading1">
-    <w:name w:val="heading 1"/>
-    <w:basedOn w:val="Normal"/>
-    <w:next w:val="Normal"/>
-    <w:link w:val="Heading1Char"/>
-    <w:uiPriority w:val="4"/>
-    <w:qFormat/>
-    <w:rsid w:val="00785618"/>
-    <w:pPr>
-      <w:keepNext/>
-      <w:keepLines/>
-      <w:spacing w:before="120" w:line="264" w:lineRule="auto"/>
-      <w:outlineLvl w:val="0"/>
-    </w:pPr>
-    <w:rPr>
-      <w:rFonts w:asciiTheme="majorHAnsi" w:eastAsiaTheme="majorEastAsia" w:hAnsiTheme="majorHAnsi" w:cs="Times New Roman (Headings CS)"/>
-      <w:b/>
-      <w:caps/>
-      <w:color w:val="000000" w:themeColor="text1"/>
-      <w:spacing w:val="14"/>
-      <w:sz w:val="20"/>
-      <w:szCs w:val="30"/>
-      <w:lang w:eastAsia="ja-JP"/>
-    </w:rPr>
-  </w:style>
-  <w:style w:type="character" w:default="1" w:styleId="DefaultParagraphFont">
-    <w:name w:val="Default Paragraph Font"/>
-    <w:uiPriority w:val="1"/>
-    <w:semiHidden/>
-    <w:unhideWhenUsed/>
-  </w:style>
-  <w:style w:type="table" w:default="1" w:styleId="TableNormal">
-    <w:name w:val="Normal Table"/>
-    <w:uiPriority w:val="99"/>
-    <w:semiHidden/>
-    <w:unhideWhenUsed/>
-    <w:tblPr>
-      <w:tblInd w:w="0" w:type="dxa"/>
-      <w:tblCellMar>
-        <w:top w:w="0" w:type="dxa"/>
-        <w:left w:w="108" w:type="dxa"/>
-        <w:bottom w:w="0" w:type="dxa"/>
-        <w:right w:w="108" w:type="dxa"/>
-      </w:tblCellMar>
-    </w:tblPr>
-  </w:style>
-  <w:style w:type="numbering" w:default="1" w:styleId="NoList">
-    <w:name w:val="No List"/>
-    <w:uiPriority w:val="99"/>
-    <w:semiHidden/>
-    <w:unhideWhenUsed/>
-  </w:style>
-  <w:style w:type="paragraph" w:customStyle="1" w:styleId="44CC01C702149349BAD8D5D0F967F7ED">
-    <w:name w:val="44CC01C702149349BAD8D5D0F967F7ED"/>
-  </w:style>
-  <w:style w:type="paragraph" w:customStyle="1" w:styleId="D83C02BB9347DC48A88B61095825552A">
-    <w:name w:val="D83C02BB9347DC48A88B61095825552A"/>
-  </w:style>
-  <w:style w:type="paragraph" w:customStyle="1" w:styleId="22B826FF0DE5B9448629C248C4B9E55A">
-    <w:name w:val="22B826FF0DE5B9448629C248C4B9E55A"/>
-  </w:style>
-  <w:style w:type="paragraph" w:customStyle="1" w:styleId="2F4D23D9A7126F41A368E7B4C8DA210A">
-    <w:name w:val="2F4D23D9A7126F41A368E7B4C8DA210A"/>
-  </w:style>
-  <w:style w:type="paragraph" w:customStyle="1" w:styleId="DDE36255A699F645B0D2B97AFDBAC4A4">
-    <w:name w:val="DDE36255A699F645B0D2B97AFDBAC4A4"/>
-  </w:style>
-  <w:style w:type="paragraph" w:customStyle="1" w:styleId="C86E4A7C353385478BDBC74E926109D8">
-    <w:name w:val="C86E4A7C353385478BDBC74E926109D8"/>
-  </w:style>
-  <w:style w:type="paragraph" w:customStyle="1" w:styleId="7A5C983075A5814F9EBECD79C1A4339D">
-    <w:name w:val="7A5C983075A5814F9EBECD79C1A4339D"/>
-  </w:style>
-  <w:style w:type="paragraph" w:customStyle="1" w:styleId="9E8670B76C78604FB1E0E99AE2AB49EB">
-    <w:name w:val="9E8670B76C78604FB1E0E99AE2AB49EB"/>
-  </w:style>
-  <w:style w:type="paragraph" w:customStyle="1" w:styleId="F69F4A0CDB0E61428EA33746900A66E1">
-    <w:name w:val="F69F4A0CDB0E61428EA33746900A66E1"/>
-  </w:style>
-  <w:style w:type="paragraph" w:customStyle="1" w:styleId="0273A89AB6A9FE488BBB2F8722AE55C3">
-    <w:name w:val="0273A89AB6A9FE488BBB2F8722AE55C3"/>
-  </w:style>
-  <w:style w:type="paragraph" w:styleId="ListBullet">
-    <w:name w:val="List Bullet"/>
-    <w:basedOn w:val="Normal"/>
-    <w:uiPriority w:val="10"/>
-    <w:qFormat/>
-    <w:rsid w:val="00785618"/>
-    <w:pPr>
-      <w:numPr>
-        <w:numId w:val="1"/>
-      </w:numPr>
-      <w:spacing w:before="100" w:after="100"/>
-      <w:ind w:left="432" w:hanging="288"/>
-      <w:contextualSpacing/>
-    </w:pPr>
-    <w:rPr>
-      <w:rFonts w:cs="Times New Roman (Body CS)"/>
-      <w:spacing w:val="6"/>
-      <w:sz w:val="20"/>
-      <w:szCs w:val="21"/>
-      <w:lang w:eastAsia="ja-JP"/>
-    </w:rPr>
-  </w:style>
-  <w:style w:type="paragraph" w:customStyle="1" w:styleId="48D3218618386F4994D8FBB1BE1E2B39">
-    <w:name w:val="48D3218618386F4994D8FBB1BE1E2B39"/>
-  </w:style>
-  <w:style w:type="paragraph" w:customStyle="1" w:styleId="7A6ED520DC25FC42816E408928F655B7">
-    <w:name w:val="7A6ED520DC25FC42816E408928F655B7"/>
-  </w:style>
-  <w:style w:type="paragraph" w:customStyle="1" w:styleId="EE07E30BA46C234C87165FF36E70AF01">
-    <w:name w:val="EE07E30BA46C234C87165FF36E70AF01"/>
-  </w:style>
-  <w:style w:type="paragraph" w:customStyle="1" w:styleId="6B2938367384044884F3E4F51482A119">
-    <w:name w:val="6B2938367384044884F3E4F51482A119"/>
-  </w:style>
-  <w:style w:type="paragraph" w:customStyle="1" w:styleId="E7C7C88E8A3B6141B11A18849049CC70">
-    <w:name w:val="E7C7C88E8A3B6141B11A18849049CC70"/>
-    <w:rsid w:val="00F6294F"/>
-  </w:style>
-  <w:style w:type="paragraph" w:customStyle="1" w:styleId="F7C20CAEA70E874A80C2920177972BE4">
-    <w:name w:val="F7C20CAEA70E874A80C2920177972BE4"/>
-    <w:rsid w:val="00F6294F"/>
-  </w:style>
-  <w:style w:type="paragraph" w:customStyle="1" w:styleId="BD212B5CB5A9E24EB61885A4CBEBC661">
-    <w:name w:val="BD212B5CB5A9E24EB61885A4CBEBC661"/>
-    <w:rsid w:val="00F6294F"/>
-  </w:style>
-  <w:style w:type="paragraph" w:customStyle="1" w:styleId="17EC59F371446942AFF3D099C6F00047">
-    <w:name w:val="17EC59F371446942AFF3D099C6F00047"/>
-    <w:rsid w:val="00F6294F"/>
-  </w:style>
-  <w:style w:type="paragraph" w:customStyle="1" w:styleId="18F352AE3A41EF4093986F1A2610BD0C">
-    <w:name w:val="18F352AE3A41EF4093986F1A2610BD0C"/>
-    <w:rsid w:val="00F6294F"/>
-  </w:style>
-  <w:style w:type="paragraph" w:customStyle="1" w:styleId="864B35AAAADC74478E7863C8C9FA5BB1">
-    <w:name w:val="864B35AAAADC74478E7863C8C9FA5BB1"/>
-    <w:rsid w:val="00F6294F"/>
-  </w:style>
-  <w:style w:type="paragraph" w:customStyle="1" w:styleId="874A74F9B4065F4C89B5E0C9C1588CF4">
-    <w:name w:val="874A74F9B4065F4C89B5E0C9C1588CF4"/>
-    <w:rsid w:val="00F6294F"/>
-  </w:style>
-  <w:style w:type="paragraph" w:customStyle="1" w:styleId="314BAC0ADCE57C46AAF0DE12CE1F039A">
-    <w:name w:val="314BAC0ADCE57C46AAF0DE12CE1F039A"/>
-    <w:rsid w:val="00F6294F"/>
-  </w:style>
-  <w:style w:type="paragraph" w:customStyle="1" w:styleId="173F9AC2FD40AB498225CD7F1AD7FE15">
-    <w:name w:val="173F9AC2FD40AB498225CD7F1AD7FE15"/>
-    <w:rsid w:val="00F6294F"/>
-  </w:style>
-  <w:style w:type="paragraph" w:customStyle="1" w:styleId="7A00EE10BBE99349AAB59BEC04262004">
-    <w:name w:val="7A00EE10BBE99349AAB59BEC04262004"/>
-    <w:rsid w:val="00F6294F"/>
-  </w:style>
-  <w:style w:type="paragraph" w:customStyle="1" w:styleId="DB0AD0DC8D6517418F8988B24C640D22">
-    <w:name w:val="DB0AD0DC8D6517418F8988B24C640D22"/>
-    <w:rsid w:val="00F6294F"/>
-  </w:style>
-  <w:style w:type="paragraph" w:customStyle="1" w:styleId="56A42CA3228EF7419E2EB501BA35B685">
-    <w:name w:val="56A42CA3228EF7419E2EB501BA35B685"/>
-    <w:rsid w:val="00F6294F"/>
-  </w:style>
-  <w:style w:type="paragraph" w:customStyle="1" w:styleId="86CA606727A2354CB01B737CF49A1787">
-    <w:name w:val="86CA606727A2354CB01B737CF49A1787"/>
-    <w:rsid w:val="00F6294F"/>
-  </w:style>
-  <w:style w:type="paragraph" w:customStyle="1" w:styleId="B219A65F168DD3469D3711BC0825E009">
-    <w:name w:val="B219A65F168DD3469D3711BC0825E009"/>
-    <w:rsid w:val="00F6294F"/>
-  </w:style>
-  <w:style w:type="paragraph" w:customStyle="1" w:styleId="62C1F63FB7A58B40A5A620AFADAEF245">
-    <w:name w:val="62C1F63FB7A58B40A5A620AFADAEF245"/>
-    <w:rsid w:val="00F6294F"/>
-  </w:style>
-  <w:style w:type="paragraph" w:customStyle="1" w:styleId="DE69008ED7FC90408425B49C5FFBAB01">
-    <w:name w:val="DE69008ED7FC90408425B49C5FFBAB01"/>
-    <w:rsid w:val="00F6294F"/>
-  </w:style>
-  <w:style w:type="paragraph" w:customStyle="1" w:styleId="8300A25F03DB9E499CAC600449DB5ED0">
-    <w:name w:val="8300A25F03DB9E499CAC600449DB5ED0"/>
-    <w:rsid w:val="00F6294F"/>
-  </w:style>
-  <w:style w:type="paragraph" w:customStyle="1" w:styleId="8639341BD5C4C941A0434DA45D5809E6">
-    <w:name w:val="8639341BD5C4C941A0434DA45D5809E6"/>
-    <w:rsid w:val="00F6294F"/>
-  </w:style>
-  <w:style w:type="paragraph" w:customStyle="1" w:styleId="6547EEC6CC6CE34B8CC50DA59A52F04D">
-    <w:name w:val="6547EEC6CC6CE34B8CC50DA59A52F04D"/>
-    <w:rsid w:val="00F6294F"/>
-  </w:style>
-  <w:style w:type="paragraph" w:customStyle="1" w:styleId="FB5E87A1AACBAE4CBD6A33FBD1A1F4F9">
-    <w:name w:val="FB5E87A1AACBAE4CBD6A33FBD1A1F4F9"/>
-    <w:rsid w:val="00F6294F"/>
-  </w:style>
-  <w:style w:type="character" w:styleId="PlaceholderText">
-    <w:name w:val="Placeholder Text"/>
-    <w:basedOn w:val="DefaultParagraphFont"/>
-    <w:uiPriority w:val="99"/>
-    <w:semiHidden/>
-    <w:rsid w:val="00785618"/>
-    <w:rPr>
-      <w:color w:val="808080"/>
-    </w:rPr>
-  </w:style>
-  <w:style w:type="character" w:customStyle="1" w:styleId="Heading1Char">
-    <w:name w:val="Heading 1 Char"/>
-    <w:basedOn w:val="DefaultParagraphFont"/>
-    <w:link w:val="Heading1"/>
-    <w:uiPriority w:val="4"/>
-    <w:rsid w:val="00785618"/>
-    <w:rPr>
-      <w:rFonts w:asciiTheme="majorHAnsi" w:eastAsiaTheme="majorEastAsia" w:hAnsiTheme="majorHAnsi" w:cs="Times New Roman (Headings CS)"/>
-      <w:b/>
-      <w:caps/>
-      <w:color w:val="000000" w:themeColor="text1"/>
-      <w:spacing w:val="14"/>
-      <w:sz w:val="20"/>
-      <w:szCs w:val="30"/>
-      <w:lang w:eastAsia="ja-JP"/>
-    </w:rPr>
-  </w:style>
-  <w:style w:type="paragraph" w:customStyle="1" w:styleId="DB0AD0DC8D6517418F8988B24C640D221">
-    <w:name w:val="DB0AD0DC8D6517418F8988B24C640D221"/>
-    <w:rsid w:val="00D41786"/>
-    <w:pPr>
-      <w:spacing w:before="120" w:after="120" w:line="264" w:lineRule="auto"/>
-    </w:pPr>
-    <w:rPr>
-      <w:rFonts w:cs="Times New Roman (Body CS)"/>
-      <w:color w:val="000000" w:themeColor="text1"/>
-      <w:spacing w:val="6"/>
-      <w:sz w:val="20"/>
-      <w:szCs w:val="20"/>
-      <w:lang w:eastAsia="ja-JP"/>
-    </w:rPr>
-  </w:style>
-  <w:style w:type="paragraph" w:customStyle="1" w:styleId="8639341BD5C4C941A0434DA45D5809E61">
-    <w:name w:val="8639341BD5C4C941A0434DA45D5809E61"/>
-    <w:rsid w:val="00D41786"/>
-    <w:pPr>
-      <w:spacing w:before="120" w:after="120" w:line="264" w:lineRule="auto"/>
-    </w:pPr>
-    <w:rPr>
-      <w:rFonts w:cs="Times New Roman (Body CS)"/>
-      <w:color w:val="000000" w:themeColor="text1"/>
-      <w:spacing w:val="6"/>
-      <w:sz w:val="20"/>
-      <w:szCs w:val="20"/>
-      <w:lang w:eastAsia="ja-JP"/>
-    </w:rPr>
-  </w:style>
-  <w:style w:type="paragraph" w:customStyle="1" w:styleId="6E348A364A3E40E8AC1854EE34059CBA">
-    <w:name w:val="6E348A364A3E40E8AC1854EE34059CBA"/>
-    <w:rsid w:val="00D41786"/>
-    <w:pPr>
-      <w:spacing w:after="160" w:line="259" w:lineRule="auto"/>
-    </w:pPr>
-    <w:rPr>
-      <w:sz w:val="22"/>
-      <w:szCs w:val="22"/>
-    </w:rPr>
-  </w:style>
-  <w:style w:type="paragraph" w:customStyle="1" w:styleId="1F19FE1DD6C34A96BAC280F1C441A79D">
-    <w:name w:val="1F19FE1DD6C34A96BAC280F1C441A79D"/>
-    <w:rsid w:val="00D41786"/>
-    <w:pPr>
-      <w:spacing w:after="160" w:line="259" w:lineRule="auto"/>
-    </w:pPr>
-    <w:rPr>
-      <w:sz w:val="22"/>
-      <w:szCs w:val="22"/>
-    </w:rPr>
-  </w:style>
-  <w:style w:type="paragraph" w:customStyle="1" w:styleId="AA48A369CD6D42CCB970E3266A84EC86">
-    <w:name w:val="AA48A369CD6D42CCB970E3266A84EC86"/>
-    <w:rsid w:val="00D41786"/>
-    <w:pPr>
-      <w:spacing w:after="160" w:line="259" w:lineRule="auto"/>
-    </w:pPr>
-    <w:rPr>
-      <w:sz w:val="22"/>
-      <w:szCs w:val="22"/>
-    </w:rPr>
-  </w:style>
-  <w:style w:type="paragraph" w:customStyle="1" w:styleId="874051EA448F4FAFBAF60506E8DB0509">
-    <w:name w:val="874051EA448F4FAFBAF60506E8DB0509"/>
-    <w:rsid w:val="00D41786"/>
-    <w:pPr>
-      <w:spacing w:after="160" w:line="259" w:lineRule="auto"/>
-    </w:pPr>
-    <w:rPr>
-      <w:sz w:val="22"/>
-      <w:szCs w:val="22"/>
-    </w:rPr>
-  </w:style>
-  <w:style w:type="paragraph" w:customStyle="1" w:styleId="DB0AD0DC8D6517418F8988B24C640D222">
-    <w:name w:val="DB0AD0DC8D6517418F8988B24C640D222"/>
-    <w:rsid w:val="00785618"/>
-    <w:pPr>
-      <w:spacing w:before="120" w:after="120" w:line="264" w:lineRule="auto"/>
-    </w:pPr>
-    <w:rPr>
-      <w:rFonts w:cs="Times New Roman (Body CS)"/>
-      <w:color w:val="000000" w:themeColor="text1"/>
-      <w:spacing w:val="6"/>
-      <w:sz w:val="20"/>
-      <w:szCs w:val="20"/>
-      <w:lang w:eastAsia="ja-JP"/>
-    </w:rPr>
-  </w:style>
-  <w:style w:type="paragraph" w:customStyle="1" w:styleId="8639341BD5C4C941A0434DA45D5809E62">
-    <w:name w:val="8639341BD5C4C941A0434DA45D5809E62"/>
-    <w:rsid w:val="00785618"/>
-    <w:pPr>
-      <w:spacing w:before="120" w:after="120" w:line="264" w:lineRule="auto"/>
-    </w:pPr>
-    <w:rPr>
-      <w:rFonts w:cs="Times New Roman (Body CS)"/>
-      <w:color w:val="000000" w:themeColor="text1"/>
-      <w:spacing w:val="6"/>
-      <w:sz w:val="20"/>
-      <w:szCs w:val="20"/>
-      <w:lang w:eastAsia="ja-JP"/>
-    </w:rPr>
-  </w:style>
-  <w:style w:type="paragraph" w:customStyle="1" w:styleId="DB0AD0DC8D6517418F8988B24C640D223">
-    <w:name w:val="DB0AD0DC8D6517418F8988B24C640D223"/>
-    <w:rsid w:val="00785618"/>
-    <w:pPr>
-      <w:keepNext/>
-      <w:keepLines/>
-      <w:spacing w:before="120" w:line="264" w:lineRule="auto"/>
-      <w:outlineLvl w:val="0"/>
-    </w:pPr>
-    <w:rPr>
-      <w:rFonts w:asciiTheme="majorHAnsi" w:eastAsiaTheme="majorEastAsia" w:hAnsiTheme="majorHAnsi" w:cs="Times New Roman (Headings CS)"/>
-      <w:b/>
-      <w:caps/>
-      <w:color w:val="000000" w:themeColor="text1"/>
-      <w:spacing w:val="14"/>
-      <w:sz w:val="20"/>
-      <w:szCs w:val="30"/>
-      <w:lang w:eastAsia="ja-JP"/>
-    </w:rPr>
-  </w:style>
-  <w:style w:type="paragraph" w:customStyle="1" w:styleId="8639341BD5C4C941A0434DA45D5809E63">
-    <w:name w:val="8639341BD5C4C941A0434DA45D5809E63"/>
-    <w:rsid w:val="00785618"/>
-    <w:pPr>
-      <w:keepNext/>
-      <w:keepLines/>
-      <w:spacing w:before="120" w:line="264" w:lineRule="auto"/>
-      <w:outlineLvl w:val="0"/>
-    </w:pPr>
-    <w:rPr>
-      <w:rFonts w:asciiTheme="majorHAnsi" w:eastAsiaTheme="majorEastAsia" w:hAnsiTheme="majorHAnsi" w:cs="Times New Roman (Headings CS)"/>
-      <w:b/>
-      <w:caps/>
-      <w:color w:val="000000" w:themeColor="text1"/>
-      <w:spacing w:val="14"/>
-      <w:sz w:val="20"/>
-      <w:szCs w:val="30"/>
-      <w:lang w:eastAsia="ja-JP"/>
-    </w:rPr>
-  </w:style>
-</w:styles>
-</file>
-
-<file path=word/glossary/webSettings.xml><?xml version="1.0" encoding="utf-8"?>
-<w:webSettings xmlns:mc="http://schemas.openxmlformats.org/markup-compatibility/2006" xmlns:r="http://schemas.openxmlformats.org/officeDocument/2006/relationships" xmlns:w="http://schemas.openxmlformats.org/wordprocessingml/2006/main" xmlns:w14="http://schemas.microsoft.com/office/word/2010/wordml" xmlns:w15="http://schemas.microsoft.com/office/word/2012/wordml" xmlns:w16cex="http://schemas.microsoft.com/office/word/2018/wordml/cex" xmlns:w16cid="http://schemas.microsoft.com/office/word/2016/wordml/cid" xmlns:w16="http://schemas.microsoft.com/office/word/2018/wordml" xmlns:w16sdtdh="http://schemas.microsoft.com/office/word/2020/wordml/sdtdatahash" xmlns:w16se="http://schemas.microsoft.com/office/word/2015/wordml/symex" mc:Ignorable="w14 w15 w16se w16cid w16 w16cex w16sdtdh">
-  <w:optimizeForBrowser/>
-  <w:allowPNG/>
-</w:webSettings>
-</file>
-
 <file path=word/theme/theme11.xml><?xml version="1.0" encoding="utf-8"?>
 <a:theme xmlns:a="http://schemas.openxmlformats.org/drawingml/2006/main" name="Office Theme">
   <a:themeElements>
@@ -4961,359 +3003,6 @@
 </a:theme>
 </file>
 
-<file path=customXml/item12.xml><?xml version="1.0" encoding="utf-8"?>
-<b:Sources xmlns:b="http://schemas.openxmlformats.org/officeDocument/2006/bibliography" xmlns="http://schemas.openxmlformats.org/officeDocument/2006/bibliography" SelectedStyle="\APASixthEditionOfficeOnline.xsl" StyleName="APA" Version="6"/>
-</file>
-
-<file path=customXml/item2.xml><?xml version="1.0" encoding="utf-8"?>
-<ct:contentTypeSchema xmlns:ct="http://schemas.microsoft.com/office/2006/metadata/contentType" xmlns:ma="http://schemas.microsoft.com/office/2006/metadata/properties/metaAttributes" ct:_="" ma:_="" ma:contentTypeName="Document" ma:contentTypeID="0x01010079F111ED35F8CC479449609E8A0923A6" ma:contentTypeVersion="26" ma:contentTypeDescription="Create a new document." ma:contentTypeScope="" ma:versionID="ac37c1753acd5e330d2062ccec26ea66">
-  <xsd:schema xmlns:xsd="http://www.w3.org/2001/XMLSchema" xmlns:xs="http://www.w3.org/2001/XMLSchema" xmlns:p="http://schemas.microsoft.com/office/2006/metadata/properties" xmlns:ns1="http://schemas.microsoft.com/sharepoint/v3" xmlns:ns2="71af3243-3dd4-4a8d-8c0d-dd76da1f02a5" xmlns:ns3="16c05727-aa75-4e4a-9b5f-8a80a1165891" xmlns:ns4="230e9df3-be65-4c73-a93b-d1236ebd677e" targetNamespace="http://schemas.microsoft.com/office/2006/metadata/properties" ma:root="true" ma:fieldsID="3b340c7101c92c5120abd06486f94548" ns1:_="" ns2:_="" ns3:_="" ns4:_="">
-    <xsd:import namespace="http://schemas.microsoft.com/sharepoint/v3"/>
-    <xsd:import namespace="71af3243-3dd4-4a8d-8c0d-dd76da1f02a5"/>
-    <xsd:import namespace="16c05727-aa75-4e4a-9b5f-8a80a1165891"/>
-    <xsd:import namespace="230e9df3-be65-4c73-a93b-d1236ebd677e"/>
-    <xsd:element name="properties">
-      <xsd:complexType>
-        <xsd:sequence>
-          <xsd:element name="documentManagement">
-            <xsd:complexType>
-              <xsd:all>
-                <xsd:element ref="ns2:Status" minOccurs="0"/>
-                <xsd:element ref="ns2:Image" minOccurs="0"/>
-                <xsd:element ref="ns2:MediaServiceMetadata" minOccurs="0"/>
-                <xsd:element ref="ns2:MediaServiceFastMetadata" minOccurs="0"/>
-                <xsd:element ref="ns2:MediaServiceOCR" minOccurs="0"/>
-                <xsd:element ref="ns2:MediaServiceAutoTags" minOccurs="0"/>
-                <xsd:element ref="ns2:MediaServiceEventHashCode" minOccurs="0"/>
-                <xsd:element ref="ns2:MediaServiceGenerationTime" minOccurs="0"/>
-                <xsd:element ref="ns3:SharedWithUsers" minOccurs="0"/>
-                <xsd:element ref="ns3:SharedWithDetails" minOccurs="0"/>
-                <xsd:element ref="ns2:MediaServiceAutoKeyPoints" minOccurs="0"/>
-                <xsd:element ref="ns2:MediaServiceKeyPoints" minOccurs="0"/>
-                <xsd:element ref="ns2:MediaServiceDateTaken" minOccurs="0"/>
-                <xsd:element ref="ns1:_ip_UnifiedCompliancePolicyProperties" minOccurs="0"/>
-                <xsd:element ref="ns1:_ip_UnifiedCompliancePolicyUIAction" minOccurs="0"/>
-                <xsd:element ref="ns4:TaxCatchAll" minOccurs="0"/>
-                <xsd:element ref="ns2:ImageTagsTaxHTField" minOccurs="0"/>
-                <xsd:element ref="ns2:MediaServiceLocation" minOccurs="0"/>
-                <xsd:element ref="ns2:MediaLengthInSeconds" minOccurs="0"/>
-                <xsd:element ref="ns2:Background" minOccurs="0"/>
-                <xsd:element ref="ns2:MediaServiceSearchProperties" minOccurs="0"/>
-                <xsd:element ref="ns2:MediaServiceDocTags" minOccurs="0"/>
-              </xsd:all>
-            </xsd:complexType>
-          </xsd:element>
-        </xsd:sequence>
-      </xsd:complexType>
-    </xsd:element>
-  </xsd:schema>
-  <xsd:schema xmlns:xsd="http://www.w3.org/2001/XMLSchema" xmlns:xs="http://www.w3.org/2001/XMLSchema" xmlns:dms="http://schemas.microsoft.com/office/2006/documentManagement/types" xmlns:pc="http://schemas.microsoft.com/office/infopath/2007/PartnerControls" targetNamespace="http://schemas.microsoft.com/sharepoint/v3" elementFormDefault="qualified">
-    <xsd:import namespace="http://schemas.microsoft.com/office/2006/documentManagement/types"/>
-    <xsd:import namespace="http://schemas.microsoft.com/office/infopath/2007/PartnerControls"/>
-    <xsd:element name="_ip_UnifiedCompliancePolicyProperties" ma:index="20" nillable="true" ma:displayName="Unified Compliance Policy Properties" ma:hidden="true" ma:internalName="_ip_UnifiedCompliancePolicyProperties" ma:readOnly="false">
-      <xsd:simpleType>
-        <xsd:restriction base="dms:Note"/>
-      </xsd:simpleType>
-    </xsd:element>
-    <xsd:element name="_ip_UnifiedCompliancePolicyUIAction" ma:index="21" nillable="true" ma:displayName="Unified Compliance Policy UI Action" ma:hidden="true" ma:internalName="_ip_UnifiedCompliancePolicyUIAction" ma:readOnly="false">
-      <xsd:simpleType>
-        <xsd:restriction base="dms:Text"/>
-      </xsd:simpleType>
-    </xsd:element>
-  </xsd:schema>
-  <xsd:schema xmlns:xsd="http://www.w3.org/2001/XMLSchema" xmlns:xs="http://www.w3.org/2001/XMLSchema" xmlns:dms="http://schemas.microsoft.com/office/2006/documentManagement/types" xmlns:pc="http://schemas.microsoft.com/office/infopath/2007/PartnerControls" targetNamespace="71af3243-3dd4-4a8d-8c0d-dd76da1f02a5" elementFormDefault="qualified">
-    <xsd:import namespace="http://schemas.microsoft.com/office/2006/documentManagement/types"/>
-    <xsd:import namespace="http://schemas.microsoft.com/office/infopath/2007/PartnerControls"/>
-    <xsd:element name="Status" ma:index="2" nillable="true" ma:displayName="Status" ma:default="Not started" ma:format="Dropdown" ma:internalName="Status" ma:readOnly="false">
-      <xsd:simpleType>
-        <xsd:restriction base="dms:Choice">
-          <xsd:enumeration value="Not started"/>
-          <xsd:enumeration value="In Progress"/>
-          <xsd:enumeration value="Completed"/>
-        </xsd:restriction>
-      </xsd:simpleType>
-    </xsd:element>
-    <xsd:element name="Image" ma:index="3" nillable="true" ma:displayName="Image" ma:format="Image" ma:internalName="Image" ma:readOnly="false">
-      <xsd:complexType>
-        <xsd:complexContent>
-          <xsd:extension base="dms:URL">
-            <xsd:sequence>
-              <xsd:element name="Url" type="dms:ValidUrl" minOccurs="0" nillable="true"/>
-              <xsd:element name="Description" type="xsd:string" nillable="true"/>
-            </xsd:sequence>
-          </xsd:extension>
-        </xsd:complexContent>
-      </xsd:complexType>
-    </xsd:element>
-    <xsd:element name="MediaServiceMetadata" ma:index="8" nillable="true" ma:displayName="MediaServiceMetadata" ma:hidden="true" ma:internalName="MediaServiceMetadata" ma:readOnly="true">
-      <xsd:simpleType>
-        <xsd:restriction base="dms:Note"/>
-      </xsd:simpleType>
-    </xsd:element>
-    <xsd:element name="MediaServiceFastMetadata" ma:index="9" nillable="true" ma:displayName="MediaServiceFastMetadata" ma:hidden="true" ma:internalName="MediaServiceFastMetadata" ma:readOnly="true">
-      <xsd:simpleType>
-        <xsd:restriction base="dms:Note"/>
-      </xsd:simpleType>
-    </xsd:element>
-    <xsd:element name="MediaServiceOCR" ma:index="10" nillable="true" ma:displayName="MediaServiceOCR" ma:hidden="true" ma:internalName="MediaServiceOCR" ma:readOnly="true">
-      <xsd:simpleType>
-        <xsd:restriction base="dms:Note"/>
-      </xsd:simpleType>
-    </xsd:element>
-    <xsd:element name="MediaServiceAutoTags" ma:index="11" nillable="true" ma:displayName="MediaServiceAutoTags" ma:hidden="true" ma:internalName="MediaServiceAutoTags" ma:readOnly="true">
-      <xsd:simpleType>
-        <xsd:restriction base="dms:Text"/>
-      </xsd:simpleType>
-    </xsd:element>
-    <xsd:element name="MediaServiceEventHashCode" ma:index="12" nillable="true" ma:displayName="MediaServiceEventHashCode" ma:hidden="true" ma:internalName="MediaServiceEventHashCode" ma:readOnly="true">
-      <xsd:simpleType>
-        <xsd:restriction base="dms:Text"/>
-      </xsd:simpleType>
-    </xsd:element>
-    <xsd:element name="MediaServiceGenerationTime" ma:index="13" nillable="true" ma:displayName="MediaServiceGenerationTime" ma:hidden="true" ma:internalName="MediaServiceGenerationTime" ma:readOnly="true">
-      <xsd:simpleType>
-        <xsd:restriction base="dms:Text"/>
-      </xsd:simpleType>
-    </xsd:element>
-    <xsd:element name="MediaServiceAutoKeyPoints" ma:index="16" nillable="true" ma:displayName="MediaServiceAutoKeyPoints" ma:hidden="true" ma:internalName="MediaServiceAutoKeyPoints" ma:readOnly="true">
-      <xsd:simpleType>
-        <xsd:restriction base="dms:Note"/>
-      </xsd:simpleType>
-    </xsd:element>
-    <xsd:element name="MediaServiceKeyPoints" ma:index="17" nillable="true" ma:displayName="KeyPoints" ma:hidden="true" ma:internalName="MediaServiceKeyPoints" ma:readOnly="false">
-      <xsd:simpleType>
-        <xsd:restriction base="dms:Note"/>
-      </xsd:simpleType>
-    </xsd:element>
-    <xsd:element name="MediaServiceDateTaken" ma:index="18" nillable="true" ma:displayName="MediaServiceDateTaken" ma:hidden="true" ma:internalName="MediaServiceDateTaken" ma:readOnly="true">
-      <xsd:simpleType>
-        <xsd:restriction base="dms:Text"/>
-      </xsd:simpleType>
-    </xsd:element>
-    <xsd:element name="ImageTagsTaxHTField" ma:index="25" nillable="true" ma:taxonomy="true" ma:internalName="ImageTagsTaxHTField" ma:taxonomyFieldName="MediaServiceImageTags" ma:displayName="Image Tags" ma:readOnly="false" ma:fieldId="{5cf76f15-5ced-4ddc-b409-7134ff3c332f}" ma:taxonomyMulti="true" ma:sspId="e385fb40-52d4-4fae-9c5b-3e8ff8a5878e" ma:termSetId="09814cd3-568e-fe90-9814-8d621ff8fb84" ma:anchorId="fba54fb3-c3e1-fe81-a776-ca4b69148c4d" ma:open="true" ma:isKeyword="false">
-      <xsd:complexType>
-        <xsd:sequence>
-          <xsd:element ref="pc:Terms" minOccurs="0" maxOccurs="1"/>
-        </xsd:sequence>
-      </xsd:complexType>
-    </xsd:element>
-    <xsd:element name="MediaServiceLocation" ma:index="26" nillable="true" ma:displayName="Location" ma:hidden="true" ma:internalName="MediaServiceLocation" ma:readOnly="true">
-      <xsd:simpleType>
-        <xsd:restriction base="dms:Text"/>
-      </xsd:simpleType>
-    </xsd:element>
-    <xsd:element name="MediaLengthInSeconds" ma:index="27" nillable="true" ma:displayName="MediaLengthInSeconds" ma:hidden="true" ma:internalName="MediaLengthInSeconds" ma:readOnly="true">
-      <xsd:simpleType>
-        <xsd:restriction base="dms:Unknown"/>
-      </xsd:simpleType>
-    </xsd:element>
-    <xsd:element name="Background" ma:index="28" nillable="true" ma:displayName="Background" ma:default="0" ma:format="Dropdown" ma:internalName="Background">
-      <xsd:simpleType>
-        <xsd:restriction base="dms:Boolean"/>
-      </xsd:simpleType>
-    </xsd:element>
-    <xsd:element name="MediaServiceSearchProperties" ma:index="29" nillable="true" ma:displayName="MediaServiceSearchProperties" ma:hidden="true" ma:internalName="MediaServiceSearchProperties" ma:readOnly="true">
-      <xsd:simpleType>
-        <xsd:restriction base="dms:Note"/>
-      </xsd:simpleType>
-    </xsd:element>
-    <xsd:element name="MediaServiceDocTags" ma:index="30" nillable="true" ma:displayName="MediaServiceDocTags" ma:hidden="true" ma:internalName="MediaServiceDocTags" ma:readOnly="true">
-      <xsd:simpleType>
-        <xsd:restriction base="dms:Note"/>
-      </xsd:simpleType>
-    </xsd:element>
-  </xsd:schema>
-  <xsd:schema xmlns:xsd="http://www.w3.org/2001/XMLSchema" xmlns:xs="http://www.w3.org/2001/XMLSchema" xmlns:dms="http://schemas.microsoft.com/office/2006/documentManagement/types" xmlns:pc="http://schemas.microsoft.com/office/infopath/2007/PartnerControls" targetNamespace="16c05727-aa75-4e4a-9b5f-8a80a1165891" elementFormDefault="qualified">
-    <xsd:import namespace="http://schemas.microsoft.com/office/2006/documentManagement/types"/>
-    <xsd:import namespace="http://schemas.microsoft.com/office/infopath/2007/PartnerControls"/>
-    <xsd:element name="SharedWithUsers" ma:index="14" nillable="true" ma:displayName="Shared With" ma:hidden="true" ma:internalName="SharedWithUsers" ma:readOnly="true">
-      <xsd:complexType>
-        <xsd:complexContent>
-          <xsd:extension base="dms:UserMulti">
-            <xsd:sequence>
-              <xsd:element name="UserInfo" minOccurs="0" maxOccurs="unbounded">
-                <xsd:complexType>
-                  <xsd:sequence>
-                    <xsd:element name="DisplayName" type="xsd:string" minOccurs="0"/>
-                    <xsd:element name="AccountId" type="dms:UserId" minOccurs="0" nillable="true"/>
-                    <xsd:element name="AccountType" type="xsd:string" minOccurs="0"/>
-                  </xsd:sequence>
-                </xsd:complexType>
-              </xsd:element>
-            </xsd:sequence>
-          </xsd:extension>
-        </xsd:complexContent>
-      </xsd:complexType>
-    </xsd:element>
-    <xsd:element name="SharedWithDetails" ma:index="15" nillable="true" ma:displayName="Shared With Details" ma:hidden="true" ma:internalName="SharedWithDetails" ma:readOnly="true">
-      <xsd:simpleType>
-        <xsd:restriction base="dms:Note"/>
-      </xsd:simpleType>
-    </xsd:element>
-  </xsd:schema>
-  <xsd:schema xmlns:xsd="http://www.w3.org/2001/XMLSchema" xmlns:xs="http://www.w3.org/2001/XMLSchema" xmlns:dms="http://schemas.microsoft.com/office/2006/documentManagement/types" xmlns:pc="http://schemas.microsoft.com/office/infopath/2007/PartnerControls" targetNamespace="230e9df3-be65-4c73-a93b-d1236ebd677e" elementFormDefault="qualified">
-    <xsd:import namespace="http://schemas.microsoft.com/office/2006/documentManagement/types"/>
-    <xsd:import namespace="http://schemas.microsoft.com/office/infopath/2007/PartnerControls"/>
-    <xsd:element name="TaxCatchAll" ma:index="23" nillable="true" ma:displayName="Taxonomy Catch All Column" ma:hidden="true" ma:list="{3f6bfcbc-3db3-4ae6-bd76-326f0798ad28}" ma:internalName="TaxCatchAll" ma:readOnly="false" ma:showField="CatchAllData" ma:web="16c05727-aa75-4e4a-9b5f-8a80a1165891">
-      <xsd:complexType>
-        <xsd:complexContent>
-          <xsd:extension base="dms:MultiChoiceLookup">
-            <xsd:sequence>
-              <xsd:element name="Value" type="dms:Lookup" maxOccurs="unbounded" minOccurs="0" nillable="true"/>
-            </xsd:sequence>
-          </xsd:extension>
-        </xsd:complexContent>
-      </xsd:complexType>
-    </xsd:element>
-  </xsd:schema>
-  <xsd:schema xmlns="http://schemas.openxmlformats.org/package/2006/metadata/core-properties" xmlns:xsd="http://www.w3.org/2001/XMLSchema" xmlns:xsi="http://www.w3.org/2001/XMLSchema-instance" xmlns:dc="http://purl.org/dc/elements/1.1/" xmlns:dcterms="http://purl.org/dc/terms/" xmlns:odoc="http://schemas.microsoft.com/internal/obd" targetNamespace="http://schemas.openxmlformats.org/package/2006/metadata/core-properties" elementFormDefault="qualified" attributeFormDefault="unqualified" blockDefault="#all">
-    <xsd:import namespace="http://purl.org/dc/elements/1.1/" schemaLocation="http://dublincore.org/schemas/xmls/qdc/2003/04/02/dc.xsd"/>
-    <xsd:import namespace="http://purl.org/dc/terms/" schemaLocation="http://dublincore.org/schemas/xmls/qdc/2003/04/02/dcterms.xsd"/>
-    <xsd:element name="coreProperties" type="CT_coreProperties"/>
-    <xsd:complexType name="CT_coreProperties">
-      <xsd:all>
-        <xsd:element ref="dc:creator" minOccurs="0" maxOccurs="1"/>
-        <xsd:element ref="dcterms:created" minOccurs="0" maxOccurs="1"/>
-        <xsd:element ref="dc:identifier" minOccurs="0" maxOccurs="1"/>
-        <xsd:element name="contentType" minOccurs="0" maxOccurs="1" type="xsd:string" ma:displayName="Content Type"/>
-        <xsd:element ref="dc:title" minOccurs="0" maxOccurs="1" ma:index="1" ma:displayName="Title"/>
-        <xsd:element ref="dc:subject" minOccurs="0" maxOccurs="1"/>
-        <xsd:element ref="dc:description" minOccurs="0" maxOccurs="1"/>
-        <xsd:element name="keywords" minOccurs="0" maxOccurs="1" type="xsd:string"/>
-        <xsd:element ref="dc:language" minOccurs="0" maxOccurs="1"/>
-        <xsd:element name="category" minOccurs="0" maxOccurs="1" type="xsd:string"/>
-        <xsd:element name="version" minOccurs="0" maxOccurs="1" type="xsd:string"/>
-        <xsd:element name="revision" minOccurs="0" maxOccurs="1" type="xsd:string">
-          <xsd:annotation>
-            <xsd:documentation>
-                        This value indicates the number of saves or revisions. The application is responsible for updating this value after each revision.
-                    </xsd:documentation>
-          </xsd:annotation>
-        </xsd:element>
-        <xsd:element name="lastModifiedBy" minOccurs="0" maxOccurs="1" type="xsd:string"/>
-        <xsd:element ref="dcterms:modified" minOccurs="0" maxOccurs="1"/>
-        <xsd:element name="contentStatus" minOccurs="0" maxOccurs="1" type="xsd:string"/>
-      </xsd:all>
-    </xsd:complexType>
-  </xsd:schema>
-  <xs:schema xmlns:pc="http://schemas.microsoft.com/office/infopath/2007/PartnerControls" xmlns:xs="http://www.w3.org/2001/XMLSchema" targetNamespace="http://schemas.microsoft.com/office/infopath/2007/PartnerControls" elementFormDefault="qualified" attributeFormDefault="unqualified">
-    <xs:element name="Person">
-      <xs:complexType>
-        <xs:sequence>
-          <xs:element ref="pc:DisplayName" minOccurs="0"/>
-          <xs:element ref="pc:AccountId" minOccurs="0"/>
-          <xs:element ref="pc:AccountType" minOccurs="0"/>
-        </xs:sequence>
-      </xs:complexType>
-    </xs:element>
-    <xs:element name="DisplayName" type="xs:string"/>
-    <xs:element name="AccountId" type="xs:string"/>
-    <xs:element name="AccountType" type="xs:string"/>
-    <xs:element name="BDCAssociatedEntity">
-      <xs:complexType>
-        <xs:sequence>
-          <xs:element ref="pc:BDCEntity" minOccurs="0" maxOccurs="unbounded"/>
-        </xs:sequence>
-        <xs:attribute ref="pc:EntityNamespace"/>
-        <xs:attribute ref="pc:EntityName"/>
-        <xs:attribute ref="pc:SystemInstanceName"/>
-        <xs:attribute ref="pc:AssociationName"/>
-      </xs:complexType>
-    </xs:element>
-    <xs:attribute name="EntityNamespace" type="xs:string"/>
-    <xs:attribute name="EntityName" type="xs:string"/>
-    <xs:attribute name="SystemInstanceName" type="xs:string"/>
-    <xs:attribute name="AssociationName" type="xs:string"/>
-    <xs:element name="BDCEntity">
-      <xs:complexType>
-        <xs:sequence>
-          <xs:element ref="pc:EntityDisplayName" minOccurs="0"/>
-          <xs:element ref="pc:EntityInstanceReference" minOccurs="0"/>
-          <xs:element ref="pc:EntityId1" minOccurs="0"/>
-          <xs:element ref="pc:EntityId2" minOccurs="0"/>
-          <xs:element ref="pc:EntityId3" minOccurs="0"/>
-          <xs:element ref="pc:EntityId4" minOccurs="0"/>
-          <xs:element ref="pc:EntityId5" minOccurs="0"/>
-        </xs:sequence>
-      </xs:complexType>
-    </xs:element>
-    <xs:element name="EntityDisplayName" type="xs:string"/>
-    <xs:element name="EntityInstanceReference" type="xs:string"/>
-    <xs:element name="EntityId1" type="xs:string"/>
-    <xs:element name="EntityId2" type="xs:string"/>
-    <xs:element name="EntityId3" type="xs:string"/>
-    <xs:element name="EntityId4" type="xs:string"/>
-    <xs:element name="EntityId5" type="xs:string"/>
-    <xs:element name="Terms">
-      <xs:complexType>
-        <xs:sequence>
-          <xs:element ref="pc:TermInfo" minOccurs="0" maxOccurs="unbounded"/>
-        </xs:sequence>
-      </xs:complexType>
-    </xs:element>
-    <xs:element name="TermInfo">
-      <xs:complexType>
-        <xs:sequence>
-          <xs:element ref="pc:TermName" minOccurs="0"/>
-          <xs:element ref="pc:TermId" minOccurs="0"/>
-        </xs:sequence>
-      </xs:complexType>
-    </xs:element>
-    <xs:element name="TermName" type="xs:string"/>
-    <xs:element name="TermId" type="xs:string"/>
-  </xs:schema>
-</ct:contentTypeSchema>
-</file>
-
-<file path=customXml/item34.xml><?xml version="1.0" encoding="utf-8"?>
-<?mso-contentType ?>
-<FormTemplates xmlns="http://schemas.microsoft.com/sharepoint/v3/contenttype/forms">
-  <Display>DocumentLibraryForm</Display>
-  <Edit>DocumentLibraryForm</Edit>
-  <New>DocumentLibraryForm</New>
-</FormTemplates>
-</file>
-
-<file path=customXml/item43.xml><?xml version="1.0" encoding="utf-8"?>
-<p:properties xmlns:p="http://schemas.microsoft.com/office/2006/metadata/properties" xmlns:xsi="http://www.w3.org/2001/XMLSchema-instance" xmlns:pc="http://schemas.microsoft.com/office/infopath/2007/PartnerControls">
-  <documentManagement>
-    <_ip_UnifiedCompliancePolicyUIAction xmlns="http://schemas.microsoft.com/sharepoint/v3" xsi:nil="true"/>
-    <Image xmlns="71af3243-3dd4-4a8d-8c0d-dd76da1f02a5">
-      <Url xsi:nil="true"/>
-      <Description xsi:nil="true"/>
-    </Image>
-    <Status xmlns="71af3243-3dd4-4a8d-8c0d-dd76da1f02a5">Not started</Status>
-    <Background xmlns="71af3243-3dd4-4a8d-8c0d-dd76da1f02a5">false</Background>
-    <_ip_UnifiedCompliancePolicyProperties xmlns="http://schemas.microsoft.com/sharepoint/v3" xsi:nil="true"/>
-    <ImageTagsTaxHTField xmlns="71af3243-3dd4-4a8d-8c0d-dd76da1f02a5">
-      <Terms xmlns="http://schemas.microsoft.com/office/infopath/2007/PartnerControls"/>
-    </ImageTagsTaxHTField>
-    <TaxCatchAll xmlns="230e9df3-be65-4c73-a93b-d1236ebd677e" xsi:nil="true"/>
-    <MediaServiceKeyPoints xmlns="71af3243-3dd4-4a8d-8c0d-dd76da1f02a5" xsi:nil="true"/>
-  </documentManagement>
-</p:properties>
-</file>
-
-<file path=customXml/itemProps12.xml><?xml version="1.0" encoding="utf-8"?>
-<ds:datastoreItem xmlns:ds="http://schemas.openxmlformats.org/officeDocument/2006/customXml" ds:itemID="{2DE5D8B8-35DC-4D2E-9164-68F032D3BAB7}">
-  <ds:schemaRefs>
-    <ds:schemaRef ds:uri="http://schemas.openxmlformats.org/officeDocument/2006/bibliography"/>
-  </ds:schemaRefs>
-</ds:datastoreItem>
-</file>
-
-<file path=customXml/itemProps21.xml><?xml version="1.0" encoding="utf-8"?>
-<ds:datastoreItem xmlns:ds="http://schemas.openxmlformats.org/officeDocument/2006/customXml" ds:itemID="{4A62A1C2-3712-461F-BE2F-15ECFE489D8D}"/>
-</file>
-
-<file path=customXml/itemProps34.xml><?xml version="1.0" encoding="utf-8"?>
-<ds:datastoreItem xmlns:ds="http://schemas.openxmlformats.org/officeDocument/2006/customXml" ds:itemID="{A66ADE23-15A4-4AB2-94AB-8AB0BA979279}"/>
-</file>
-
-<file path=customXml/itemProps43.xml><?xml version="1.0" encoding="utf-8"?>
-<ds:datastoreItem xmlns:ds="http://schemas.openxmlformats.org/officeDocument/2006/customXml" ds:itemID="{388B997F-B6E8-4544-B705-30E93B3C41C7}"/>
-</file>
-
 <file path=docMetadata/LabelInfo.xml><?xml version="1.0" encoding="utf-8"?>
 <clbl:labelList xmlns:clbl="http://schemas.microsoft.com/office/2020/mipLabelMetadata"/>
 </file>